--- a/video-film-editing/output/05 3.3b Nota Pembelajaran (Kertas Penerangan)/Core Abilities L1-L3 (format JPK)/KP-CA-20 KP2.4 WORK PERFORMANCE AWARENESS (IT-072).docx
+++ b/video-film-editing/output/05 3.3b Nota Pembelajaran (Kertas Penerangan)/Core Abilities L1-L3 (format JPK)/KP-CA-20 KP2.4 WORK PERFORMANCE AWARENESS (IT-072).docx
@@ -2,84 +2,686 @@
 <file path=word/document.xml><?xml version="1.0" encoding="utf-8"?>
 <w:document xmlns:wpc="http://schemas.microsoft.com/office/word/2010/wordprocessingCanvas" xmlns:mo="http://schemas.microsoft.com/office/mac/office/2008/main" xmlns:mc="http://schemas.openxmlformats.org/markup-compatibility/2006" xmlns:mv="urn:schemas-microsoft-com:mac:vml" xmlns:o="urn:schemas-microsoft-com:office:office" xmlns:r="http://schemas.openxmlformats.org/officeDocument/2006/relationships" xmlns:m="http://schemas.openxmlformats.org/officeDocument/2006/math" xmlns:v="urn:schemas-microsoft-com:vml" xmlns:wp14="http://schemas.microsoft.com/office/word/2010/wordprocessingDrawing" xmlns:wp="http://schemas.openxmlformats.org/drawingml/2006/wordprocessingDrawing" xmlns:w10="urn:schemas-microsoft-com:office:word" xmlns:w="http://schemas.openxmlformats.org/wordprocessingml/2006/main" xmlns:w14="http://schemas.microsoft.com/office/word/2010/wordml" xmlns:wpg="http://schemas.microsoft.com/office/word/2010/wordprocessingGroup" xmlns:wpi="http://schemas.microsoft.com/office/word/2010/wordprocessingInk" xmlns:wne="http://schemas.microsoft.com/office/word/2006/wordml" xmlns:wps="http://schemas.microsoft.com/office/word/2010/wordprocessingShape" mc:Ignorable="w14 wp14">
   <w:body>
+    <w:tbl>
+      <w:tblPr>
+        <w:tblW w:type="auto" w:w="0"/>
+        <w:jc w:val="center"/>
+        <w:tblLook w:firstColumn="1" w:firstRow="1" w:lastColumn="0" w:lastRow="0" w:noHBand="0" w:noVBand="1" w:val="04A0"/>
+        <w:tblBorders>
+          <w:top w:val="single" w:sz="4" w:space="0" w:color="000000"/>
+          <w:left w:val="single" w:sz="4" w:space="0" w:color="000000"/>
+          <w:bottom w:val="single" w:sz="4" w:space="0" w:color="000000"/>
+          <w:right w:val="single" w:sz="4" w:space="0" w:color="000000"/>
+          <w:insideH w:val="single" w:sz="4" w:space="0" w:color="000000"/>
+          <w:insideV w:val="single" w:sz="4" w:space="0" w:color="000000"/>
+        </w:tblBorders>
+      </w:tblPr>
+      <w:tblGrid>
+        <w:gridCol w:w="3213"/>
+        <w:gridCol w:w="3213"/>
+        <w:gridCol w:w="3213"/>
+      </w:tblGrid>
+      <w:tr>
+        <w:tc>
+          <w:tcPr>
+            <w:tcW w:type="dxa" w:w="2551"/>
+            <w:vAlign w:val="center"/>
+            <w:tcMar>
+              <w:top w:w="40" w:type="dxa"/>
+              <w:bottom w:w="40" w:type="dxa"/>
+              <w:start w:w="80" w:type="dxa"/>
+              <w:end w:w="80" w:type="dxa"/>
+            </w:tcMar>
+          </w:tcPr>
+          <w:p>
+            <w:pPr>
+              <w:jc w:val="left"/>
+            </w:pPr>
+            <w:r>
+              <w:drawing>
+                <wp:inline xmlns:a="http://schemas.openxmlformats.org/drawingml/2006/main" xmlns:pic="http://schemas.openxmlformats.org/drawingml/2006/picture">
+                  <wp:extent cx="885785" cy="1404000"/>
+                  <wp:docPr id="1" name="Picture 1"/>
+                  <wp:cNvGraphicFramePr>
+                    <a:graphicFrameLocks noChangeAspect="1"/>
+                  </wp:cNvGraphicFramePr>
+                  <a:graphic>
+                    <a:graphicData uri="http://schemas.openxmlformats.org/drawingml/2006/picture">
+                      <pic:pic>
+                        <pic:nvPicPr>
+                          <pic:cNvPr id="0" name="jpk-logo-official.png"/>
+                          <pic:cNvPicPr/>
+                        </pic:nvPicPr>
+                        <pic:blipFill>
+                          <a:blip r:embed="rId13"/>
+                          <a:stretch>
+                            <a:fillRect/>
+                          </a:stretch>
+                        </pic:blipFill>
+                        <pic:spPr>
+                          <a:xfrm>
+                            <a:off x="0" y="0"/>
+                            <a:ext cx="885785" cy="1404000"/>
+                          </a:xfrm>
+                          <a:prstGeom prst="rect"/>
+                        </pic:spPr>
+                      </pic:pic>
+                    </a:graphicData>
+                  </a:graphic>
+                </wp:inline>
+              </w:drawing>
+            </w:r>
+          </w:p>
+        </w:tc>
+        <w:tc>
+          <w:tcPr>
+            <w:tcW w:type="dxa" w:w="2268"/>
+            <w:gridSpan w:val="2"/>
+            <w:tcMar>
+              <w:top w:w="40" w:type="dxa"/>
+              <w:bottom w:w="40" w:type="dxa"/>
+              <w:start w:w="80" w:type="dxa"/>
+              <w:end w:w="80" w:type="dxa"/>
+            </w:tcMar>
+            <w:tcMar>
+              <w:top w:w="40" w:type="dxa"/>
+              <w:bottom w:w="40" w:type="dxa"/>
+              <w:start w:w="80" w:type="dxa"/>
+              <w:end w:w="80" w:type="dxa"/>
+            </w:tcMar>
+          </w:tcPr>
+          <w:p>
+            <w:r/>
+            <w:r>
+              <w:rPr>
+                <w:rFonts w:ascii="Arial" w:hAnsi="Arial"/>
+                <w:b/>
+                <w:sz w:val="22"/>
+              </w:rPr>
+              <w:t>JABATAN PEMBANGUNAN KEMAHIRAN</w:t>
+            </w:r>
+          </w:p>
+          <w:p>
+            <w:r>
+              <w:rPr>
+                <w:rFonts w:ascii="Arial" w:hAnsi="Arial"/>
+                <w:b/>
+                <w:sz w:val="22"/>
+              </w:rPr>
+              <w:t>KEMENTERIAN SUMBER MANUSIA</w:t>
+            </w:r>
+          </w:p>
+          <w:p>
+            <w:r>
+              <w:rPr>
+                <w:rFonts w:ascii="Arial" w:hAnsi="Arial"/>
+                <w:b/>
+                <w:sz w:val="22"/>
+              </w:rPr>
+              <w:t>ARAS 7 &amp; 8 BLOK D4, KOMPLEK D</w:t>
+            </w:r>
+          </w:p>
+          <w:p>
+            <w:r>
+              <w:rPr>
+                <w:rFonts w:ascii="Arial" w:hAnsi="Arial"/>
+                <w:b/>
+                <w:sz w:val="22"/>
+              </w:rPr>
+              <w:t>PUSAT PENTADBIRAN KERAJAAN PERSEKUTUAN</w:t>
+            </w:r>
+          </w:p>
+          <w:p>
+            <w:r>
+              <w:rPr>
+                <w:rFonts w:ascii="Arial" w:hAnsi="Arial"/>
+                <w:b/>
+                <w:sz w:val="22"/>
+              </w:rPr>
+              <w:t>62530 PUTRAJAYA</w:t>
+            </w:r>
+          </w:p>
+          <w:p/>
+          <w:p>
+            <w:r>
+              <w:rPr>
+                <w:rFonts w:ascii="Arial" w:hAnsi="Arial"/>
+                <w:b/>
+                <w:sz w:val="40"/>
+              </w:rPr>
+              <w:t>KERTAS PENERANGAN</w:t>
+            </w:r>
+          </w:p>
+          <w:p>
+            <w:r>
+              <w:rPr>
+                <w:rFonts w:ascii="Arial" w:hAnsi="Arial"/>
+                <w:b/>
+                <w:sz w:val="24"/>
+              </w:rPr>
+              <w:t>(</w:t>
+            </w:r>
+            <w:r>
+              <w:rPr>
+                <w:rFonts w:ascii="Arial" w:hAnsi="Arial"/>
+                <w:b/>
+                <w:i/>
+                <w:sz w:val="24"/>
+              </w:rPr>
+              <w:t>INFORMATION SHEET</w:t>
+            </w:r>
+            <w:r>
+              <w:rPr>
+                <w:rFonts w:ascii="Arial" w:hAnsi="Arial"/>
+                <w:b/>
+                <w:sz w:val="24"/>
+              </w:rPr>
+              <w:t>)</w:t>
+            </w:r>
+          </w:p>
+        </w:tc>
+      </w:tr>
+      <w:tr>
+        <w:tc>
+          <w:tcPr>
+            <w:tcW w:type="dxa" w:w="2551"/>
+            <w:tcMar>
+              <w:top w:w="40" w:type="dxa"/>
+              <w:bottom w:w="40" w:type="dxa"/>
+              <w:start w:w="80" w:type="dxa"/>
+              <w:end w:w="80" w:type="dxa"/>
+            </w:tcMar>
+          </w:tcPr>
+          <w:p>
+            <w:r/>
+            <w:r>
+              <w:rPr>
+                <w:rFonts w:ascii="Arial" w:hAnsi="Arial"/>
+                <w:b/>
+                <w:sz w:val="22"/>
+              </w:rPr>
+              <w:t xml:space="preserve">KOD DAN NAMA PROGRAM / </w:t>
+            </w:r>
+            <w:r>
+              <w:rPr>
+                <w:rFonts w:ascii="Arial" w:hAnsi="Arial"/>
+                <w:b/>
+                <w:i/>
+                <w:sz w:val="22"/>
+              </w:rPr>
+              <w:t>PROGRAM'S CODE AND NAME</w:t>
+            </w:r>
+          </w:p>
+        </w:tc>
+        <w:tc>
+          <w:tcPr>
+            <w:tcW w:type="dxa" w:w="2268"/>
+            <w:gridSpan w:val="2"/>
+            <w:tcMar>
+              <w:top w:w="40" w:type="dxa"/>
+              <w:bottom w:w="40" w:type="dxa"/>
+              <w:start w:w="80" w:type="dxa"/>
+              <w:end w:w="80" w:type="dxa"/>
+            </w:tcMar>
+            <w:tcMar>
+              <w:top w:w="40" w:type="dxa"/>
+              <w:bottom w:w="40" w:type="dxa"/>
+              <w:start w:w="80" w:type="dxa"/>
+              <w:end w:w="80" w:type="dxa"/>
+            </w:tcMar>
+          </w:tcPr>
+          <w:p>
+            <w:r/>
+            <w:r>
+              <w:rPr>
+                <w:rFonts w:ascii="Arial" w:hAnsi="Arial"/>
+                <w:b/>
+                <w:i w:val="0"/>
+                <w:sz w:val="22"/>
+              </w:rPr>
+              <w:t>Z-009-2:2015 CORE ABILITIES (untuk program IT-072-3:2012 VIDEO / FILM (EDITING))</w:t>
+            </w:r>
+          </w:p>
+        </w:tc>
+      </w:tr>
+      <w:tr>
+        <w:tc>
+          <w:tcPr>
+            <w:tcW w:type="dxa" w:w="2551"/>
+            <w:tcMar>
+              <w:top w:w="40" w:type="dxa"/>
+              <w:bottom w:w="40" w:type="dxa"/>
+              <w:start w:w="80" w:type="dxa"/>
+              <w:end w:w="80" w:type="dxa"/>
+            </w:tcMar>
+          </w:tcPr>
+          <w:p>
+            <w:r/>
+            <w:r>
+              <w:rPr>
+                <w:rFonts w:ascii="Arial" w:hAnsi="Arial"/>
+                <w:b/>
+                <w:sz w:val="22"/>
+              </w:rPr>
+              <w:t xml:space="preserve">TAHAP / </w:t>
+            </w:r>
+            <w:r>
+              <w:rPr>
+                <w:rFonts w:ascii="Arial" w:hAnsi="Arial"/>
+                <w:b/>
+                <w:i/>
+                <w:sz w:val="22"/>
+              </w:rPr>
+              <w:t>LEVEL</w:t>
+            </w:r>
+          </w:p>
+        </w:tc>
+        <w:tc>
+          <w:tcPr>
+            <w:tcW w:type="dxa" w:w="2268"/>
+            <w:gridSpan w:val="2"/>
+            <w:tcMar>
+              <w:top w:w="40" w:type="dxa"/>
+              <w:bottom w:w="40" w:type="dxa"/>
+              <w:start w:w="80" w:type="dxa"/>
+              <w:end w:w="80" w:type="dxa"/>
+            </w:tcMar>
+            <w:tcMar>
+              <w:top w:w="40" w:type="dxa"/>
+              <w:bottom w:w="40" w:type="dxa"/>
+              <w:start w:w="80" w:type="dxa"/>
+              <w:end w:w="80" w:type="dxa"/>
+            </w:tcMar>
+          </w:tcPr>
+          <w:p>
+            <w:r/>
+            <w:r>
+              <w:rPr>
+                <w:rFonts w:ascii="Arial" w:hAnsi="Arial"/>
+                <w:b/>
+                <w:i w:val="0"/>
+                <w:sz w:val="22"/>
+              </w:rPr>
+              <w:t>2</w:t>
+            </w:r>
+          </w:p>
+        </w:tc>
+      </w:tr>
+      <w:tr>
+        <w:tc>
+          <w:tcPr>
+            <w:tcW w:type="dxa" w:w="2551"/>
+            <w:tcMar>
+              <w:top w:w="40" w:type="dxa"/>
+              <w:bottom w:w="40" w:type="dxa"/>
+              <w:start w:w="80" w:type="dxa"/>
+              <w:end w:w="80" w:type="dxa"/>
+            </w:tcMar>
+          </w:tcPr>
+          <w:p>
+            <w:r/>
+            <w:r>
+              <w:rPr>
+                <w:rFonts w:ascii="Arial" w:hAnsi="Arial"/>
+                <w:b/>
+                <w:sz w:val="22"/>
+              </w:rPr>
+              <w:t xml:space="preserve">NO. DAN TAJUK KEBOLEHAN TERAS / </w:t>
+            </w:r>
+            <w:r>
+              <w:rPr>
+                <w:rFonts w:ascii="Arial" w:hAnsi="Arial"/>
+                <w:b/>
+                <w:i/>
+                <w:sz w:val="22"/>
+              </w:rPr>
+              <w:t>CORE ABILITY NO. AND TITLE</w:t>
+            </w:r>
+          </w:p>
+        </w:tc>
+        <w:tc>
+          <w:tcPr>
+            <w:tcW w:type="dxa" w:w="2268"/>
+            <w:gridSpan w:val="2"/>
+            <w:tcMar>
+              <w:top w:w="40" w:type="dxa"/>
+              <w:bottom w:w="40" w:type="dxa"/>
+              <w:start w:w="80" w:type="dxa"/>
+              <w:end w:w="80" w:type="dxa"/>
+            </w:tcMar>
+            <w:tcMar>
+              <w:top w:w="40" w:type="dxa"/>
+              <w:bottom w:w="40" w:type="dxa"/>
+              <w:start w:w="80" w:type="dxa"/>
+              <w:end w:w="80" w:type="dxa"/>
+            </w:tcMar>
+          </w:tcPr>
+          <w:p>
+            <w:r/>
+            <w:r>
+              <w:rPr>
+                <w:rFonts w:ascii="Arial" w:hAnsi="Arial"/>
+                <w:b/>
+                <w:i w:val="0"/>
+                <w:sz w:val="22"/>
+              </w:rPr>
+              <w:t>CA02 INTERPERSONAL BEHAVIOUR</w:t>
+            </w:r>
+          </w:p>
+        </w:tc>
+      </w:tr>
+      <w:tr>
+        <w:tc>
+          <w:tcPr>
+            <w:tcW w:type="dxa" w:w="2551"/>
+            <w:tcMar>
+              <w:top w:w="40" w:type="dxa"/>
+              <w:bottom w:w="40" w:type="dxa"/>
+              <w:start w:w="80" w:type="dxa"/>
+              <w:end w:w="80" w:type="dxa"/>
+            </w:tcMar>
+          </w:tcPr>
+          <w:p>
+            <w:r/>
+            <w:r>
+              <w:rPr>
+                <w:rFonts w:ascii="Arial" w:hAnsi="Arial"/>
+                <w:b/>
+                <w:sz w:val="22"/>
+              </w:rPr>
+              <w:t xml:space="preserve">NO. DAN PENYATAAN KEBOLEHAN / </w:t>
+            </w:r>
+            <w:r>
+              <w:rPr>
+                <w:rFonts w:ascii="Arial" w:hAnsi="Arial"/>
+                <w:b/>
+                <w:i/>
+                <w:sz w:val="22"/>
+              </w:rPr>
+              <w:t>ABILITY NO. AND STATEMENT</w:t>
+            </w:r>
+          </w:p>
+        </w:tc>
+        <w:tc>
+          <w:tcPr>
+            <w:tcW w:type="dxa" w:w="2268"/>
+            <w:gridSpan w:val="2"/>
+            <w:tcMar>
+              <w:top w:w="40" w:type="dxa"/>
+              <w:bottom w:w="40" w:type="dxa"/>
+              <w:start w:w="80" w:type="dxa"/>
+              <w:end w:w="80" w:type="dxa"/>
+            </w:tcMar>
+            <w:tcMar>
+              <w:top w:w="40" w:type="dxa"/>
+              <w:bottom w:w="40" w:type="dxa"/>
+              <w:start w:w="80" w:type="dxa"/>
+              <w:end w:w="80" w:type="dxa"/>
+            </w:tcMar>
+          </w:tcPr>
+          <w:p>
+            <w:r/>
+            <w:r>
+              <w:rPr>
+                <w:rFonts w:ascii="Arial" w:hAnsi="Arial"/>
+                <w:b/>
+                <w:i w:val="0"/>
+                <w:sz w:val="22"/>
+              </w:rPr>
+              <w:t>02.04 DEMONSTRATE WORK PERFORMANCE AWARENESS</w:t>
+            </w:r>
+          </w:p>
+        </w:tc>
+      </w:tr>
+      <w:tr>
+        <w:tc>
+          <w:tcPr>
+            <w:tcW w:type="dxa" w:w="2551"/>
+            <w:tcMar>
+              <w:top w:w="40" w:type="dxa"/>
+              <w:bottom w:w="40" w:type="dxa"/>
+              <w:start w:w="80" w:type="dxa"/>
+              <w:end w:w="80" w:type="dxa"/>
+            </w:tcMar>
+          </w:tcPr>
+          <w:p>
+            <w:r/>
+            <w:r>
+              <w:rPr>
+                <w:rFonts w:ascii="Arial" w:hAnsi="Arial"/>
+                <w:b/>
+                <w:sz w:val="22"/>
+              </w:rPr>
+              <w:t xml:space="preserve">NO. KOD / </w:t>
+            </w:r>
+            <w:r>
+              <w:rPr>
+                <w:rFonts w:ascii="Arial" w:hAnsi="Arial"/>
+                <w:b/>
+                <w:i/>
+                <w:sz w:val="22"/>
+              </w:rPr>
+              <w:t>CODE NO.</w:t>
+            </w:r>
+          </w:p>
+        </w:tc>
+        <w:tc>
+          <w:tcPr>
+            <w:tcW w:type="dxa" w:w="4819"/>
+            <w:tcMar>
+              <w:top w:w="40" w:type="dxa"/>
+              <w:bottom w:w="40" w:type="dxa"/>
+              <w:start w:w="80" w:type="dxa"/>
+              <w:end w:w="80" w:type="dxa"/>
+            </w:tcMar>
+          </w:tcPr>
+          <w:p>
+            <w:r/>
+            <w:r>
+              <w:rPr>
+                <w:rFonts w:ascii="Arial" w:hAnsi="Arial"/>
+                <w:b/>
+                <w:i w:val="0"/>
+                <w:sz w:val="22"/>
+              </w:rPr>
+              <w:t>Z-009-2:2015-M02/P(4/4)</w:t>
+            </w:r>
+          </w:p>
+        </w:tc>
+        <w:tc>
+          <w:tcPr>
+            <w:tcW w:type="dxa" w:w="2268"/>
+            <w:tcMar>
+              <w:top w:w="40" w:type="dxa"/>
+              <w:bottom w:w="40" w:type="dxa"/>
+              <w:start w:w="80" w:type="dxa"/>
+              <w:end w:w="80" w:type="dxa"/>
+            </w:tcMar>
+          </w:tcPr>
+          <w:p>
+            <w:r/>
+            <w:r>
+              <w:rPr>
+                <w:rFonts w:ascii="Arial" w:hAnsi="Arial"/>
+                <w:b/>
+                <w:sz w:val="22"/>
+              </w:rPr>
+              <w:t xml:space="preserve">Mukasurat / </w:t>
+            </w:r>
+            <w:r>
+              <w:rPr>
+                <w:rFonts w:ascii="Arial" w:hAnsi="Arial"/>
+                <w:b/>
+                <w:i/>
+                <w:sz w:val="22"/>
+              </w:rPr>
+              <w:t>Page</w:t>
+            </w:r>
+            <w:r>
+              <w:rPr>
+                <w:rFonts w:ascii="Arial" w:hAnsi="Arial"/>
+                <w:b/>
+                <w:sz w:val="22"/>
+              </w:rPr>
+              <w:t xml:space="preserve"> : </w:t>
+            </w:r>
+            <w:r>
+              <w:rPr>
+                <w:rFonts w:ascii="Arial" w:hAnsi="Arial"/>
+                <w:b/>
+                <w:sz w:val="22"/>
+              </w:rPr>
+              <w:fldChar w:fldCharType="begin"/>
+              <w:instrText xml:space="preserve">PAGE</w:instrText>
+              <w:fldChar w:fldCharType="separate"/>
+              <w:t>1</w:t>
+              <w:fldChar w:fldCharType="end"/>
+            </w:r>
+          </w:p>
+          <w:p>
+            <w:r>
+              <w:rPr>
+                <w:rFonts w:ascii="Arial" w:hAnsi="Arial"/>
+                <w:b/>
+                <w:sz w:val="22"/>
+              </w:rPr>
+              <w:t xml:space="preserve">Drpd / </w:t>
+            </w:r>
+            <w:r>
+              <w:rPr>
+                <w:rFonts w:ascii="Arial" w:hAnsi="Arial"/>
+                <w:b/>
+                <w:i/>
+                <w:sz w:val="22"/>
+              </w:rPr>
+              <w:t>of</w:t>
+            </w:r>
+            <w:r>
+              <w:rPr>
+                <w:rFonts w:ascii="Arial" w:hAnsi="Arial"/>
+                <w:b/>
+                <w:sz w:val="22"/>
+              </w:rPr>
+              <w:t xml:space="preserve"> : </w:t>
+            </w:r>
+            <w:r>
+              <w:rPr>
+                <w:rFonts w:ascii="Arial" w:hAnsi="Arial"/>
+                <w:b/>
+                <w:sz w:val="22"/>
+              </w:rPr>
+              <w:fldChar w:fldCharType="begin"/>
+              <w:instrText xml:space="preserve">NUMPAGES</w:instrText>
+              <w:fldChar w:fldCharType="separate"/>
+              <w:t>1</w:t>
+              <w:fldChar w:fldCharType="end"/>
+            </w:r>
+          </w:p>
+        </w:tc>
+      </w:tr>
+    </w:tbl>
+    <w:p/>
     <w:p>
+      <w:pPr>
+        <w:spacing w:line="276" w:lineRule="auto" w:after="120"/>
+        <w:jc w:val="left"/>
+      </w:pPr>
       <w:r>
         <w:rPr>
-          <w:rFonts w:ascii="Arial" w:hAnsi="Arial"/>
+          <w:rFonts w:ascii="Arial" w:hAnsi="Arial" w:cs="Arial"/>
           <w:b/>
-          <w:sz w:val="24"/>
+          <w:color w:val="000000"/>
+          <w:sz w:val="22"/>
         </w:rPr>
         <w:t>TAJUK</w:t>
       </w:r>
       <w:r>
         <w:rPr>
-          <w:rFonts w:ascii="Arial" w:hAnsi="Arial"/>
+          <w:rFonts w:ascii="Arial" w:hAnsi="Arial" w:cs="Arial"/>
           <w:b/>
-          <w:sz w:val="24"/>
+          <w:color w:val="000000"/>
+          <w:sz w:val="22"/>
         </w:rPr>
         <w:t>/</w:t>
       </w:r>
       <w:r>
         <w:rPr>
-          <w:rFonts w:ascii="Arial" w:hAnsi="Arial"/>
+          <w:rFonts w:ascii="Arial" w:hAnsi="Arial" w:cs="Arial"/>
           <w:b/>
           <w:i/>
-          <w:sz w:val="24"/>
+          <w:color w:val="000000"/>
+          <w:sz w:val="22"/>
         </w:rPr>
         <w:t>TITLE</w:t>
       </w:r>
       <w:r>
         <w:rPr>
-          <w:rFonts w:ascii="Arial" w:hAnsi="Arial"/>
+          <w:rFonts w:ascii="Arial" w:hAnsi="Arial" w:cs="Arial"/>
           <w:b/>
-          <w:sz w:val="24"/>
+          <w:color w:val="000000"/>
+          <w:sz w:val="22"/>
         </w:rPr>
         <w:t>:</w:t>
       </w:r>
       <w:r>
+        <w:rPr>
+          <w:rFonts w:ascii="Arial" w:hAnsi="Arial" w:cs="Arial"/>
+          <w:color w:val="000000"/>
+          <w:sz w:val="22"/>
+        </w:rPr>
         <w:t xml:space="preserve">  </w:t>
       </w:r>
       <w:r>
         <w:rPr>
-          <w:rFonts w:ascii="Arial" w:hAnsi="Arial"/>
+          <w:rFonts w:ascii="Arial" w:hAnsi="Arial" w:cs="Arial"/>
           <w:b/>
-          <w:sz w:val="24"/>
+          <w:i w:val="0"/>
+          <w:color w:val="000000"/>
+          <w:sz w:val="22"/>
         </w:rPr>
         <w:t>WORK PERFORMANCE AWARENESS</w:t>
       </w:r>
     </w:p>
     <w:p/>
     <w:p>
+      <w:pPr>
+        <w:spacing w:line="276" w:lineRule="auto" w:after="120"/>
+        <w:jc w:val="left"/>
+      </w:pPr>
       <w:r>
         <w:rPr>
-          <w:rFonts w:ascii="Arial" w:hAnsi="Arial"/>
+          <w:rFonts w:ascii="Arial" w:hAnsi="Arial" w:cs="Arial"/>
           <w:b/>
-          <w:sz w:val="24"/>
+          <w:color w:val="000000"/>
+          <w:sz w:val="22"/>
         </w:rPr>
         <w:t>TUJUAN</w:t>
       </w:r>
       <w:r>
         <w:rPr>
-          <w:rFonts w:ascii="Arial" w:hAnsi="Arial"/>
+          <w:rFonts w:ascii="Arial" w:hAnsi="Arial" w:cs="Arial"/>
           <w:b/>
-          <w:sz w:val="24"/>
+          <w:color w:val="000000"/>
+          <w:sz w:val="22"/>
         </w:rPr>
         <w:t>/</w:t>
       </w:r>
       <w:r>
         <w:rPr>
-          <w:rFonts w:ascii="Arial" w:hAnsi="Arial"/>
+          <w:rFonts w:ascii="Arial" w:hAnsi="Arial" w:cs="Arial"/>
           <w:b/>
           <w:i/>
-          <w:sz w:val="24"/>
+          <w:color w:val="000000"/>
+          <w:sz w:val="22"/>
         </w:rPr>
         <w:t>PURPOSE</w:t>
       </w:r>
       <w:r>
         <w:rPr>
-          <w:rFonts w:ascii="Arial" w:hAnsi="Arial"/>
+          <w:rFonts w:ascii="Arial" w:hAnsi="Arial" w:cs="Arial"/>
           <w:b/>
-          <w:sz w:val="24"/>
+          <w:color w:val="000000"/>
+          <w:sz w:val="22"/>
         </w:rPr>
         <w:t>:</w:t>
       </w:r>
@@ -87,49 +689,59 @@
     <w:p/>
     <w:p>
       <w:pPr>
-        <w:spacing w:after="160"/>
+        <w:spacing w:after="120" w:line="276" w:lineRule="auto"/>
+        <w:jc w:val="left"/>
       </w:pPr>
       <w:r>
         <w:rPr>
-          <w:rFonts w:ascii="Arial" w:hAnsi="Arial"/>
+          <w:rFonts w:ascii="Arial" w:hAnsi="Arial" w:cs="Arial"/>
           <w:b w:val="0"/>
           <w:i w:val="0"/>
+          <w:color w:val="000000"/>
           <w:sz w:val="22"/>
         </w:rPr>
         <w:t>Kertas Penerangan ini bertujuan menerangkan Tingkah Laku Interpersonal yang merangkumi kebolehan menerapkan prinsip privasi dan kerahsiaan, mematuhi penghantaran kerja dan kehadiran, memahami sumbangan kerja berpasukan, serta menghargai perbezaan individu dan budaya. Individu yang kompeten dalam CU ini mesti dapat menunjukkan tingkah laku peribadi yang baik dalam persekitaran kerja.</w:t>
       </w:r>
     </w:p>
     <w:p>
+      <w:pPr>
+        <w:spacing w:line="276" w:lineRule="auto" w:after="120"/>
+        <w:jc w:val="left"/>
+      </w:pPr>
       <w:r>
         <w:rPr>
-          <w:rFonts w:ascii="Arial" w:hAnsi="Arial"/>
+          <w:rFonts w:ascii="Arial" w:hAnsi="Arial" w:cs="Arial"/>
           <w:b/>
-          <w:sz w:val="24"/>
+          <w:color w:val="000000"/>
+          <w:sz w:val="22"/>
         </w:rPr>
         <w:t>PENERANGAN</w:t>
       </w:r>
       <w:r>
         <w:rPr>
-          <w:rFonts w:ascii="Arial" w:hAnsi="Arial"/>
+          <w:rFonts w:ascii="Arial" w:hAnsi="Arial" w:cs="Arial"/>
           <w:b/>
-          <w:sz w:val="24"/>
+          <w:color w:val="000000"/>
+          <w:sz w:val="22"/>
         </w:rPr>
         <w:t>/</w:t>
       </w:r>
       <w:r>
         <w:rPr>
-          <w:rFonts w:ascii="Arial" w:hAnsi="Arial"/>
+          <w:rFonts w:ascii="Arial" w:hAnsi="Arial" w:cs="Arial"/>
           <w:b/>
           <w:i/>
-          <w:sz w:val="24"/>
+          <w:color w:val="000000"/>
+          <w:sz w:val="22"/>
         </w:rPr>
         <w:t>INFORMATION</w:t>
       </w:r>
       <w:r>
         <w:rPr>
-          <w:rFonts w:ascii="Arial" w:hAnsi="Arial"/>
+          <w:rFonts w:ascii="Arial" w:hAnsi="Arial" w:cs="Arial"/>
           <w:b/>
-          <w:sz w:val="24"/>
+          <w:color w:val="000000"/>
+          <w:sz w:val="22"/>
         </w:rPr>
         <w:t>:</w:t>
       </w:r>
@@ -137,63 +749,71 @@
     <w:p/>
     <w:p>
       <w:pPr>
-        <w:spacing w:before="200"/>
+        <w:spacing w:before="120" w:after="120" w:line="276" w:lineRule="auto"/>
+        <w:jc w:val="left"/>
       </w:pPr>
       <w:r>
         <w:rPr>
-          <w:rFonts w:ascii="Arial" w:hAnsi="Arial"/>
+          <w:rFonts w:ascii="Arial" w:hAnsi="Arial" w:cs="Arial"/>
           <w:b/>
           <w:i w:val="0"/>
-          <w:sz w:val="24"/>
+          <w:color w:val="000000"/>
+          <w:sz w:val="22"/>
         </w:rPr>
         <w:t>1. Gambaran Keseluruhan (Overview)</w:t>
       </w:r>
     </w:p>
     <w:p>
       <w:pPr>
-        <w:spacing w:after="160"/>
+        <w:spacing w:after="120" w:line="276" w:lineRule="auto"/>
+        <w:jc w:val="left"/>
       </w:pPr>
       <w:r>
         <w:rPr>
-          <w:rFonts w:ascii="Arial" w:hAnsi="Arial"/>
+          <w:rFonts w:ascii="Arial" w:hAnsi="Arial" w:cs="Arial"/>
           <w:b w:val="0"/>
           <w:i w:val="0"/>
+          <w:color w:val="000000"/>
           <w:sz w:val="22"/>
         </w:rPr>
         <w:t xml:space="preserve">Kebanyakan syarikat memberi tumpuan kepada pertumbuhan dengan kos paling minimum, mencapai hasil tinggi melalui tahap kecekapan tenaga kerja yang baik. Pemimpin sentiasa mencari peningkatan prestasi dan produktiviti daripada pekerja. Untuk mencapai peningkatan ini, organisasi perlu bersedia dengan perubahan drastik dalam persekitaran kerja dan menumpukan semula kepada tahap prestasi tenaga kerja yang lebih tinggi — misalnya sebuah studio penyuntingan video yang beralih daripada aliran kerja </w:t>
       </w:r>
       <w:r>
         <w:rPr>
-          <w:rFonts w:ascii="Arial" w:hAnsi="Arial"/>
+          <w:rFonts w:ascii="Arial" w:hAnsi="Arial" w:cs="Arial"/>
           <w:b w:val="0"/>
           <w:i/>
+          <w:color w:val="000000"/>
           <w:sz w:val="22"/>
         </w:rPr>
         <w:t>tape-based</w:t>
       </w:r>
       <w:r>
         <w:rPr>
-          <w:rFonts w:ascii="Arial" w:hAnsi="Arial"/>
+          <w:rFonts w:ascii="Arial" w:hAnsi="Arial" w:cs="Arial"/>
           <w:b w:val="0"/>
           <w:i w:val="0"/>
+          <w:color w:val="000000"/>
           <w:sz w:val="22"/>
         </w:rPr>
         <w:t xml:space="preserve"> kepada penyuntingan berasaskan </w:t>
       </w:r>
       <w:r>
         <w:rPr>
-          <w:rFonts w:ascii="Arial" w:hAnsi="Arial"/>
+          <w:rFonts w:ascii="Arial" w:hAnsi="Arial" w:cs="Arial"/>
           <w:b w:val="0"/>
           <w:i/>
+          <w:color w:val="000000"/>
           <w:sz w:val="22"/>
         </w:rPr>
         <w:t>cloud</w:t>
       </w:r>
       <w:r>
         <w:rPr>
-          <w:rFonts w:ascii="Arial" w:hAnsi="Arial"/>
+          <w:rFonts w:ascii="Arial" w:hAnsi="Arial" w:cs="Arial"/>
           <w:b w:val="0"/>
           <w:i w:val="0"/>
+          <w:color w:val="000000"/>
           <w:sz w:val="22"/>
         </w:rPr>
         <w:t xml:space="preserve"> untuk meningkatkan kecekapan pasukan.</w:t>
@@ -201,27 +821,31 @@
     </w:p>
     <w:p>
       <w:pPr>
-        <w:spacing w:before="200"/>
+        <w:spacing w:before="120" w:after="120" w:line="276" w:lineRule="auto"/>
+        <w:jc w:val="left"/>
       </w:pPr>
       <w:r>
         <w:rPr>
-          <w:rFonts w:ascii="Arial" w:hAnsi="Arial"/>
+          <w:rFonts w:ascii="Arial" w:hAnsi="Arial" w:cs="Arial"/>
           <w:b/>
           <w:i w:val="0"/>
-          <w:sz w:val="24"/>
+          <w:color w:val="000000"/>
+          <w:sz w:val="22"/>
         </w:rPr>
         <w:t>2. Menetapkan Standard/Jangkaan Prestasi (Setting Performance Standards / Expectations)</w:t>
       </w:r>
     </w:p>
     <w:p>
       <w:pPr>
-        <w:spacing w:after="160"/>
+        <w:spacing w:after="120" w:line="276" w:lineRule="auto"/>
+        <w:jc w:val="left"/>
       </w:pPr>
       <w:r>
         <w:rPr>
-          <w:rFonts w:ascii="Arial" w:hAnsi="Arial"/>
+          <w:rFonts w:ascii="Arial" w:hAnsi="Arial" w:cs="Arial"/>
           <w:b w:val="0"/>
           <w:i w:val="0"/>
+          <w:color w:val="000000"/>
           <w:sz w:val="22"/>
         </w:rPr>
         <w:t>Dalam menetapkan standard dan jangkaan prestasi, penyelia perlu mematuhi perkara berikut:</w:t>
@@ -229,85 +853,95 @@
     </w:p>
     <w:p>
       <w:pPr>
-        <w:spacing w:after="160"/>
+        <w:spacing w:after="120" w:line="276" w:lineRule="auto"/>
+        <w:jc w:val="left"/>
       </w:pPr>
       <w:r>
         <w:rPr>
-          <w:rFonts w:ascii="Arial" w:hAnsi="Arial"/>
+          <w:rFonts w:ascii="Arial" w:hAnsi="Arial" w:cs="Arial"/>
           <w:b w:val="0"/>
           <w:i w:val="0"/>
+          <w:color w:val="000000"/>
           <w:sz w:val="22"/>
         </w:rPr>
         <w:t xml:space="preserve">i) Semak semula huraian kerja bagi jawatan tersebut — contoh: huraian kerja </w:t>
       </w:r>
       <w:r>
         <w:rPr>
-          <w:rFonts w:ascii="Arial" w:hAnsi="Arial"/>
+          <w:rFonts w:ascii="Arial" w:hAnsi="Arial" w:cs="Arial"/>
           <w:b w:val="0"/>
           <w:i/>
+          <w:color w:val="000000"/>
           <w:sz w:val="22"/>
         </w:rPr>
         <w:t>Video Editor</w:t>
       </w:r>
       <w:r>
         <w:rPr>
-          <w:rFonts w:ascii="Arial" w:hAnsi="Arial"/>
+          <w:rFonts w:ascii="Arial" w:hAnsi="Arial" w:cs="Arial"/>
           <w:b w:val="0"/>
           <w:i w:val="0"/>
+          <w:color w:val="000000"/>
           <w:sz w:val="22"/>
         </w:rPr>
         <w:t xml:space="preserve"> merangkumi </w:t>
       </w:r>
       <w:r>
         <w:rPr>
-          <w:rFonts w:ascii="Arial" w:hAnsi="Arial"/>
+          <w:rFonts w:ascii="Arial" w:hAnsi="Arial" w:cs="Arial"/>
           <w:b w:val="0"/>
           <w:i/>
+          <w:color w:val="000000"/>
           <w:sz w:val="22"/>
         </w:rPr>
         <w:t>rough cut</w:t>
       </w:r>
       <w:r>
         <w:rPr>
-          <w:rFonts w:ascii="Arial" w:hAnsi="Arial"/>
+          <w:rFonts w:ascii="Arial" w:hAnsi="Arial" w:cs="Arial"/>
           <w:b w:val="0"/>
           <w:i w:val="0"/>
+          <w:color w:val="000000"/>
           <w:sz w:val="22"/>
         </w:rPr>
         <w:t xml:space="preserve">, </w:t>
       </w:r>
       <w:r>
         <w:rPr>
-          <w:rFonts w:ascii="Arial" w:hAnsi="Arial"/>
+          <w:rFonts w:ascii="Arial" w:hAnsi="Arial" w:cs="Arial"/>
           <w:b w:val="0"/>
           <w:i/>
+          <w:color w:val="000000"/>
           <w:sz w:val="22"/>
         </w:rPr>
         <w:t>color correction</w:t>
       </w:r>
       <w:r>
         <w:rPr>
-          <w:rFonts w:ascii="Arial" w:hAnsi="Arial"/>
+          <w:rFonts w:ascii="Arial" w:hAnsi="Arial" w:cs="Arial"/>
           <w:b w:val="0"/>
           <w:i w:val="0"/>
+          <w:color w:val="000000"/>
           <w:sz w:val="22"/>
         </w:rPr>
         <w:t xml:space="preserve"> dan penghantaran </w:t>
       </w:r>
       <w:r>
         <w:rPr>
-          <w:rFonts w:ascii="Arial" w:hAnsi="Arial"/>
+          <w:rFonts w:ascii="Arial" w:hAnsi="Arial" w:cs="Arial"/>
           <w:b w:val="0"/>
           <w:i/>
+          <w:color w:val="000000"/>
           <w:sz w:val="22"/>
         </w:rPr>
         <w:t>final render</w:t>
       </w:r>
       <w:r>
         <w:rPr>
-          <w:rFonts w:ascii="Arial" w:hAnsi="Arial"/>
+          <w:rFonts w:ascii="Arial" w:hAnsi="Arial" w:cs="Arial"/>
           <w:b w:val="0"/>
           <w:i w:val="0"/>
+          <w:color w:val="000000"/>
           <w:sz w:val="22"/>
         </w:rPr>
         <w:t>.</w:t>
@@ -315,13 +949,15 @@
     </w:p>
     <w:p>
       <w:pPr>
-        <w:spacing w:after="160"/>
+        <w:spacing w:after="120" w:line="276" w:lineRule="auto"/>
+        <w:jc w:val="left"/>
       </w:pPr>
       <w:r>
         <w:rPr>
-          <w:rFonts w:ascii="Arial" w:hAnsi="Arial"/>
+          <w:rFonts w:ascii="Arial" w:hAnsi="Arial" w:cs="Arial"/>
           <w:b w:val="0"/>
           <w:i w:val="0"/>
+          <w:color w:val="000000"/>
           <w:sz w:val="22"/>
         </w:rPr>
         <w:t>ii) Tentukan hasil yang diinginkan bagi kebanyakan tugasan pekerja.</w:t>
@@ -329,13 +965,15 @@
     </w:p>
     <w:p>
       <w:pPr>
-        <w:spacing w:after="160"/>
+        <w:spacing w:after="120" w:line="276" w:lineRule="auto"/>
+        <w:jc w:val="left"/>
       </w:pPr>
       <w:r>
         <w:rPr>
-          <w:rFonts w:ascii="Arial" w:hAnsi="Arial"/>
+          <w:rFonts w:ascii="Arial" w:hAnsi="Arial" w:cs="Arial"/>
           <w:b w:val="0"/>
           <w:i w:val="0"/>
+          <w:color w:val="000000"/>
           <w:sz w:val="22"/>
         </w:rPr>
         <w:t>iii) Terangkan kualiti prestasi yang diperlukan seperti komunikasi, khidmat pelanggan dan kemahiran interpersonal.</w:t>
@@ -343,13 +981,15 @@
     </w:p>
     <w:p>
       <w:pPr>
-        <w:spacing w:after="160"/>
+        <w:spacing w:after="120" w:line="276" w:lineRule="auto"/>
+        <w:jc w:val="left"/>
       </w:pPr>
       <w:r>
         <w:rPr>
-          <w:rFonts w:ascii="Arial" w:hAnsi="Arial"/>
+          <w:rFonts w:ascii="Arial" w:hAnsi="Arial" w:cs="Arial"/>
           <w:b w:val="0"/>
           <w:i w:val="0"/>
+          <w:color w:val="000000"/>
           <w:sz w:val="22"/>
         </w:rPr>
         <w:t>iv) Terangkan berapa banyak kerja yang perlu disiapkan dalam tempoh yang ditetapkan dengan standard ketepatan, format dokumen atau keberkesanan.</w:t>
@@ -357,13 +997,15 @@
     </w:p>
     <w:p>
       <w:pPr>
-        <w:spacing w:after="160"/>
+        <w:spacing w:after="120" w:line="276" w:lineRule="auto"/>
+        <w:jc w:val="left"/>
       </w:pPr>
       <w:r>
         <w:rPr>
-          <w:rFonts w:ascii="Arial" w:hAnsi="Arial"/>
+          <w:rFonts w:ascii="Arial" w:hAnsi="Arial" w:cs="Arial"/>
           <w:b w:val="0"/>
           <w:i w:val="0"/>
+          <w:color w:val="000000"/>
           <w:sz w:val="22"/>
         </w:rPr>
         <w:t>v) Pastikan hasil boleh dicapai dan realistik; nyatakan sumber rujukan yang diperlukan.</w:t>
@@ -371,13 +1013,15 @@
     </w:p>
     <w:p>
       <w:pPr>
-        <w:spacing w:after="160"/>
+        <w:spacing w:after="120" w:line="276" w:lineRule="auto"/>
+        <w:jc w:val="left"/>
       </w:pPr>
       <w:r>
         <w:rPr>
-          <w:rFonts w:ascii="Arial" w:hAnsi="Arial"/>
+          <w:rFonts w:ascii="Arial" w:hAnsi="Arial" w:cs="Arial"/>
           <w:b w:val="0"/>
           <w:i w:val="0"/>
+          <w:color w:val="000000"/>
           <w:sz w:val="22"/>
         </w:rPr>
         <w:t>vi) Tentukan bagaimana prestasi tugasan akan diukur.</w:t>
@@ -385,13 +1029,15 @@
     </w:p>
     <w:p>
       <w:pPr>
-        <w:spacing w:after="160"/>
+        <w:spacing w:after="120" w:line="276" w:lineRule="auto"/>
+        <w:jc w:val="left"/>
       </w:pPr>
       <w:r>
         <w:rPr>
-          <w:rFonts w:ascii="Arial" w:hAnsi="Arial"/>
+          <w:rFonts w:ascii="Arial" w:hAnsi="Arial" w:cs="Arial"/>
           <w:b/>
           <w:i w:val="0"/>
+          <w:color w:val="000000"/>
           <w:sz w:val="22"/>
         </w:rPr>
         <w:t>2.1 Kelebihan Menetapkan Standard/Jangkaan Prestasi</w:t>
@@ -399,13 +1045,15 @@
     </w:p>
     <w:p>
       <w:pPr>
-        <w:spacing w:after="160"/>
+        <w:spacing w:after="120" w:line="276" w:lineRule="auto"/>
+        <w:jc w:val="left"/>
       </w:pPr>
       <w:r>
         <w:rPr>
-          <w:rFonts w:ascii="Arial" w:hAnsi="Arial"/>
+          <w:rFonts w:ascii="Arial" w:hAnsi="Arial" w:cs="Arial"/>
           <w:b w:val="0"/>
           <w:i w:val="0"/>
+          <w:color w:val="000000"/>
           <w:sz w:val="22"/>
         </w:rPr>
         <w:t>Menetapkan sasaran prestasi untuk organisasi tidak semestinya menjamin peningkatan pendapatan serta-merta. Menetapkan matlamat membantu syarikat dan kakitangan bekerja ke arah hasil bersama. Mencapai sasaran penting mencetuskan kejayaan semasa syarikat dan pertumbuhan masa depan. Sasaran perlu boleh diukur supaya analisis kuantitatif kemajuan boleh dibuat. Contoh dalam studio: bilangan projek editing disiapkan tepat masa mungkin lebih penting sebagai penunjuk berbanding jumlah pendapatan semata-mata.</w:t>
@@ -413,13 +1061,15 @@
     </w:p>
     <w:p>
       <w:pPr>
-        <w:spacing w:after="160"/>
+        <w:spacing w:after="120" w:line="276" w:lineRule="auto"/>
+        <w:jc w:val="left"/>
       </w:pPr>
       <w:r>
         <w:rPr>
-          <w:rFonts w:ascii="Arial" w:hAnsi="Arial"/>
+          <w:rFonts w:ascii="Arial" w:hAnsi="Arial" w:cs="Arial"/>
           <w:b w:val="0"/>
           <w:i w:val="0"/>
+          <w:color w:val="000000"/>
           <w:sz w:val="22"/>
         </w:rPr>
         <w:t>Berikut adalah perkara utama yang boleh dicapai dalam menetapkan standard dan jangkaan prestasi:</w:t>
@@ -427,13 +1077,15 @@
     </w:p>
     <w:p>
       <w:pPr>
-        <w:spacing w:after="160"/>
+        <w:spacing w:after="120" w:line="276" w:lineRule="auto"/>
+        <w:jc w:val="left"/>
       </w:pPr>
       <w:r>
         <w:rPr>
-          <w:rFonts w:ascii="Arial" w:hAnsi="Arial"/>
+          <w:rFonts w:ascii="Arial" w:hAnsi="Arial" w:cs="Arial"/>
           <w:b w:val="0"/>
           <w:i w:val="0"/>
+          <w:color w:val="000000"/>
           <w:sz w:val="22"/>
         </w:rPr>
         <w:t>i) Pekerja boleh membezakan antara hasil yang boleh diterima dan tidak boleh diterima.</w:t>
@@ -441,13 +1093,15 @@
     </w:p>
     <w:p>
       <w:pPr>
-        <w:spacing w:after="160"/>
+        <w:spacing w:after="120" w:line="276" w:lineRule="auto"/>
+        <w:jc w:val="left"/>
       </w:pPr>
       <w:r>
         <w:rPr>
-          <w:rFonts w:ascii="Arial" w:hAnsi="Arial"/>
+          <w:rFonts w:ascii="Arial" w:hAnsi="Arial" w:cs="Arial"/>
           <w:b w:val="0"/>
           <w:i w:val="0"/>
+          <w:color w:val="000000"/>
           <w:sz w:val="22"/>
         </w:rPr>
         <w:t>ii) Pihak pengurusan mempunyai kriteria khusus untuk mengukur kualiti dan produktiviti.</w:t>
@@ -455,13 +1109,15 @@
     </w:p>
     <w:p>
       <w:pPr>
-        <w:spacing w:after="160"/>
+        <w:spacing w:after="120" w:line="276" w:lineRule="auto"/>
+        <w:jc w:val="left"/>
       </w:pPr>
       <w:r>
         <w:rPr>
-          <w:rFonts w:ascii="Arial" w:hAnsi="Arial"/>
+          <w:rFonts w:ascii="Arial" w:hAnsi="Arial" w:cs="Arial"/>
           <w:b w:val="0"/>
           <w:i w:val="0"/>
+          <w:color w:val="000000"/>
           <w:sz w:val="22"/>
         </w:rPr>
         <w:t>iii) Menyediakan asas objektif untuk berkomunikasi tentang prestasi.</w:t>
@@ -469,13 +1125,15 @@
     </w:p>
     <w:p>
       <w:pPr>
-        <w:spacing w:after="160"/>
+        <w:spacing w:after="120" w:line="276" w:lineRule="auto"/>
+        <w:jc w:val="left"/>
       </w:pPr>
       <w:r>
         <w:rPr>
-          <w:rFonts w:ascii="Arial" w:hAnsi="Arial"/>
+          <w:rFonts w:ascii="Arial" w:hAnsi="Arial" w:cs="Arial"/>
           <w:b w:val="0"/>
           <w:i w:val="0"/>
+          <w:color w:val="000000"/>
           <w:sz w:val="22"/>
         </w:rPr>
         <w:t>iv) Menggalakkan hubungan terbuka dan kepercayaan dengan pekerja.</w:t>
@@ -483,13 +1141,15 @@
     </w:p>
     <w:p>
       <w:pPr>
-        <w:spacing w:after="160"/>
+        <w:spacing w:after="120" w:line="276" w:lineRule="auto"/>
+        <w:jc w:val="left"/>
       </w:pPr>
       <w:r>
         <w:rPr>
-          <w:rFonts w:ascii="Arial" w:hAnsi="Arial"/>
+          <w:rFonts w:ascii="Arial" w:hAnsi="Arial" w:cs="Arial"/>
           <w:b w:val="0"/>
           <w:i w:val="0"/>
+          <w:color w:val="000000"/>
           <w:sz w:val="22"/>
         </w:rPr>
         <w:t>v) Membantu pekerja memahami kepentingan tugasan mereka dan mengutamakannya.</w:t>
@@ -497,13 +1157,15 @@
     </w:p>
     <w:p>
       <w:pPr>
-        <w:spacing w:after="160"/>
+        <w:spacing w:after="120" w:line="276" w:lineRule="auto"/>
+        <w:jc w:val="left"/>
       </w:pPr>
       <w:r>
         <w:rPr>
-          <w:rFonts w:ascii="Arial" w:hAnsi="Arial"/>
+          <w:rFonts w:ascii="Arial" w:hAnsi="Arial" w:cs="Arial"/>
           <w:b w:val="0"/>
           <w:i w:val="0"/>
+          <w:color w:val="000000"/>
           <w:sz w:val="22"/>
         </w:rPr>
         <w:t>vi) Membantu pekerja mengukur kerja mereka dan tahu bila perlu meminta bantuan.</w:t>
@@ -511,13 +1173,15 @@
     </w:p>
     <w:p>
       <w:pPr>
-        <w:spacing w:after="160"/>
+        <w:spacing w:after="120" w:line="276" w:lineRule="auto"/>
+        <w:jc w:val="left"/>
       </w:pPr>
       <w:r>
         <w:rPr>
-          <w:rFonts w:ascii="Arial" w:hAnsi="Arial"/>
+          <w:rFonts w:ascii="Arial" w:hAnsi="Arial" w:cs="Arial"/>
           <w:b w:val="0"/>
           <w:i w:val="0"/>
+          <w:color w:val="000000"/>
           <w:sz w:val="22"/>
         </w:rPr>
         <w:t>vii) Membantu pekerja membezakan bahagian mana yang memerlukan penambahbaikan dalam prestasi mereka.</w:t>
@@ -525,13 +1189,15 @@
     </w:p>
     <w:p>
       <w:pPr>
-        <w:spacing w:after="160"/>
+        <w:spacing w:after="120" w:line="276" w:lineRule="auto"/>
+        <w:jc w:val="left"/>
       </w:pPr>
       <w:r>
         <w:rPr>
-          <w:rFonts w:ascii="Arial" w:hAnsi="Arial"/>
+          <w:rFonts w:ascii="Arial" w:hAnsi="Arial" w:cs="Arial"/>
           <w:b/>
           <w:i w:val="0"/>
+          <w:color w:val="000000"/>
           <w:sz w:val="22"/>
         </w:rPr>
         <w:t>2.2 Contoh Standard/Jangkaan</w:t>
@@ -539,13 +1205,15 @@
     </w:p>
     <w:p>
       <w:pPr>
-        <w:spacing w:after="160"/>
+        <w:spacing w:after="120" w:line="276" w:lineRule="auto"/>
+        <w:jc w:val="left"/>
       </w:pPr>
       <w:r>
         <w:rPr>
-          <w:rFonts w:ascii="Arial" w:hAnsi="Arial"/>
+          <w:rFonts w:ascii="Arial" w:hAnsi="Arial" w:cs="Arial"/>
           <w:b w:val="0"/>
           <w:i w:val="0"/>
+          <w:color w:val="000000"/>
           <w:sz w:val="22"/>
         </w:rPr>
         <w:t>Berikut adalah beberapa contoh standard dan jangkaan yang dijangka oleh pengurusan organisasi:</w:t>
@@ -553,31 +1221,35 @@
     </w:p>
     <w:p>
       <w:pPr>
-        <w:spacing w:after="160"/>
+        <w:spacing w:after="120" w:line="276" w:lineRule="auto"/>
+        <w:jc w:val="left"/>
       </w:pPr>
       <w:r>
         <w:rPr>
-          <w:rFonts w:ascii="Arial" w:hAnsi="Arial"/>
+          <w:rFonts w:ascii="Arial" w:hAnsi="Arial" w:cs="Arial"/>
           <w:b w:val="0"/>
           <w:i w:val="0"/>
+          <w:color w:val="000000"/>
           <w:sz w:val="22"/>
         </w:rPr>
         <w:t xml:space="preserve">i) Berinteraksi secara profesional, sopan, cekap dan mesra apabila berurusan dengan pelanggan, orang awam dan rakan sekerja — contoh: Editor melayan klien dengan sopan semasa sesi semakan </w:t>
       </w:r>
       <w:r>
         <w:rPr>
-          <w:rFonts w:ascii="Arial" w:hAnsi="Arial"/>
+          <w:rFonts w:ascii="Arial" w:hAnsi="Arial" w:cs="Arial"/>
           <w:b w:val="0"/>
           <w:i/>
+          <w:color w:val="000000"/>
           <w:sz w:val="22"/>
         </w:rPr>
         <w:t>cut</w:t>
       </w:r>
       <w:r>
         <w:rPr>
-          <w:rFonts w:ascii="Arial" w:hAnsi="Arial"/>
+          <w:rFonts w:ascii="Arial" w:hAnsi="Arial" w:cs="Arial"/>
           <w:b w:val="0"/>
           <w:i w:val="0"/>
+          <w:color w:val="000000"/>
           <w:sz w:val="22"/>
         </w:rPr>
         <w:t xml:space="preserve"> walaupun terdapat permintaan perubahan berulang kali.</w:t>
@@ -585,13 +1257,15 @@
     </w:p>
     <w:p>
       <w:pPr>
-        <w:spacing w:after="160"/>
+        <w:spacing w:after="120" w:line="276" w:lineRule="auto"/>
+        <w:jc w:val="left"/>
       </w:pPr>
       <w:r>
         <w:rPr>
-          <w:rFonts w:ascii="Arial" w:hAnsi="Arial"/>
+          <w:rFonts w:ascii="Arial" w:hAnsi="Arial" w:cs="Arial"/>
           <w:b w:val="0"/>
           <w:i w:val="0"/>
+          <w:color w:val="000000"/>
           <w:sz w:val="22"/>
         </w:rPr>
         <w:t>ii) Mencapai tahap produktiviti dan ketepatan yang tinggi.</w:t>
@@ -599,13 +1273,15 @@
     </w:p>
     <w:p>
       <w:pPr>
-        <w:spacing w:after="160"/>
+        <w:spacing w:after="120" w:line="276" w:lineRule="auto"/>
+        <w:jc w:val="left"/>
       </w:pPr>
       <w:r>
         <w:rPr>
-          <w:rFonts w:ascii="Arial" w:hAnsi="Arial"/>
+          <w:rFonts w:ascii="Arial" w:hAnsi="Arial" w:cs="Arial"/>
           <w:b w:val="0"/>
           <w:i w:val="0"/>
+          <w:color w:val="000000"/>
           <w:sz w:val="22"/>
         </w:rPr>
         <w:t>iii) Ketepatan masa dalam kehadiran dan penyampaian kerja.</w:t>
@@ -613,13 +1289,15 @@
     </w:p>
     <w:p>
       <w:pPr>
-        <w:spacing w:after="160"/>
+        <w:spacing w:after="120" w:line="276" w:lineRule="auto"/>
+        <w:jc w:val="left"/>
       </w:pPr>
       <w:r>
         <w:rPr>
-          <w:rFonts w:ascii="Arial" w:hAnsi="Arial"/>
+          <w:rFonts w:ascii="Arial" w:hAnsi="Arial" w:cs="Arial"/>
           <w:b w:val="0"/>
           <w:i w:val="0"/>
+          <w:color w:val="000000"/>
           <w:sz w:val="22"/>
         </w:rPr>
         <w:t>iv) Menghadiri dan menguruskan tugasan serta mesyuarat yang diperlukan dengan berkesan.</w:t>
@@ -627,31 +1305,35 @@
     </w:p>
     <w:p>
       <w:pPr>
-        <w:spacing w:after="160"/>
+        <w:spacing w:after="120" w:line="276" w:lineRule="auto"/>
+        <w:jc w:val="left"/>
       </w:pPr>
       <w:r>
         <w:rPr>
-          <w:rFonts w:ascii="Arial" w:hAnsi="Arial"/>
+          <w:rFonts w:ascii="Arial" w:hAnsi="Arial" w:cs="Arial"/>
           <w:b w:val="0"/>
           <w:i w:val="0"/>
+          <w:color w:val="000000"/>
           <w:sz w:val="22"/>
         </w:rPr>
         <w:t xml:space="preserve">v) Menyelesaikan latihan/kursus pembangunan profesional yang berkaitan, seperti bengkel teknik </w:t>
       </w:r>
       <w:r>
         <w:rPr>
-          <w:rFonts w:ascii="Arial" w:hAnsi="Arial"/>
+          <w:rFonts w:ascii="Arial" w:hAnsi="Arial" w:cs="Arial"/>
           <w:b w:val="0"/>
           <w:i/>
+          <w:color w:val="000000"/>
           <w:sz w:val="22"/>
         </w:rPr>
         <w:t>color grading</w:t>
       </w:r>
       <w:r>
         <w:rPr>
-          <w:rFonts w:ascii="Arial" w:hAnsi="Arial"/>
+          <w:rFonts w:ascii="Arial" w:hAnsi="Arial" w:cs="Arial"/>
           <w:b w:val="0"/>
           <w:i w:val="0"/>
+          <w:color w:val="000000"/>
           <w:sz w:val="22"/>
         </w:rPr>
         <w:t xml:space="preserve"> terkini.</w:t>
@@ -659,13 +1341,15 @@
     </w:p>
     <w:p>
       <w:pPr>
-        <w:spacing w:after="160"/>
+        <w:spacing w:after="120" w:line="276" w:lineRule="auto"/>
+        <w:jc w:val="left"/>
       </w:pPr>
       <w:r>
         <w:rPr>
-          <w:rFonts w:ascii="Arial" w:hAnsi="Arial"/>
+          <w:rFonts w:ascii="Arial" w:hAnsi="Arial" w:cs="Arial"/>
           <w:b w:val="0"/>
           <w:i w:val="0"/>
+          <w:color w:val="000000"/>
           <w:sz w:val="22"/>
         </w:rPr>
         <w:t>vi) Menunjukkan maruah, kematangan, sikap positif dan keyakinan diri semasa berurusan dengan orang lain.</w:t>
@@ -673,13 +1357,15 @@
     </w:p>
     <w:p>
       <w:pPr>
-        <w:spacing w:after="160"/>
+        <w:spacing w:after="120" w:line="276" w:lineRule="auto"/>
+        <w:jc w:val="left"/>
       </w:pPr>
       <w:r>
         <w:rPr>
-          <w:rFonts w:ascii="Arial" w:hAnsi="Arial"/>
+          <w:rFonts w:ascii="Arial" w:hAnsi="Arial" w:cs="Arial"/>
           <w:b w:val="0"/>
           <w:i w:val="0"/>
+          <w:color w:val="000000"/>
           <w:sz w:val="22"/>
         </w:rPr>
         <w:t>vii) Bekerja secara bijak dan terbuka kepada perubahan, seperti perubahan perisian editing baharu.</w:t>
@@ -687,13 +1373,15 @@
     </w:p>
     <w:p>
       <w:pPr>
-        <w:spacing w:after="160"/>
+        <w:spacing w:after="120" w:line="276" w:lineRule="auto"/>
+        <w:jc w:val="left"/>
       </w:pPr>
       <w:r>
         <w:rPr>
-          <w:rFonts w:ascii="Arial" w:hAnsi="Arial"/>
+          <w:rFonts w:ascii="Arial" w:hAnsi="Arial" w:cs="Arial"/>
           <w:b w:val="0"/>
           <w:i w:val="0"/>
+          <w:color w:val="000000"/>
           <w:sz w:val="22"/>
         </w:rPr>
         <w:t>viii) Patuh kepada undang-undang, dasar dan peraturan tempatan.</w:t>
@@ -701,13 +1389,15 @@
     </w:p>
     <w:p>
       <w:pPr>
-        <w:spacing w:after="160"/>
+        <w:spacing w:after="120" w:line="276" w:lineRule="auto"/>
+        <w:jc w:val="left"/>
       </w:pPr>
       <w:r>
         <w:rPr>
-          <w:rFonts w:ascii="Arial" w:hAnsi="Arial"/>
+          <w:rFonts w:ascii="Arial" w:hAnsi="Arial" w:cs="Arial"/>
           <w:b w:val="0"/>
           <w:i w:val="0"/>
+          <w:color w:val="000000"/>
           <w:sz w:val="22"/>
         </w:rPr>
         <w:t>ix) Cekap dan mahir dalam kerja pentadbiran, kerja kertas dan penulisan laporan.</w:t>
@@ -715,13 +1405,15 @@
     </w:p>
     <w:p>
       <w:pPr>
-        <w:spacing w:after="160"/>
+        <w:spacing w:after="120" w:line="276" w:lineRule="auto"/>
+        <w:jc w:val="left"/>
       </w:pPr>
       <w:r>
         <w:rPr>
-          <w:rFonts w:ascii="Arial" w:hAnsi="Arial"/>
+          <w:rFonts w:ascii="Arial" w:hAnsi="Arial" w:cs="Arial"/>
           <w:b/>
           <w:i w:val="0"/>
+          <w:color w:val="000000"/>
           <w:sz w:val="22"/>
         </w:rPr>
         <w:t>2.3 Cara Mengukur Standard/Jangkaan Prestasi</w:t>
@@ -729,13 +1421,15 @@
     </w:p>
     <w:p>
       <w:pPr>
-        <w:spacing w:after="160"/>
+        <w:spacing w:after="120" w:line="276" w:lineRule="auto"/>
+        <w:jc w:val="left"/>
       </w:pPr>
       <w:r>
         <w:rPr>
-          <w:rFonts w:ascii="Arial" w:hAnsi="Arial"/>
+          <w:rFonts w:ascii="Arial" w:hAnsi="Arial" w:cs="Arial"/>
           <w:b w:val="0"/>
           <w:i w:val="0"/>
+          <w:color w:val="000000"/>
           <w:sz w:val="22"/>
         </w:rPr>
         <w:t>Pengukuran prestasi pada dasarnya berkaitan hasil kerja yang dilakukan. Tujuannya untuk mengurangkan variasi dalam produk, perkhidmatan dan prosesnya. Ia membantu memahami, menguruskan dan menambah baik aktiviti organisasi. Prestasi boleh diukur melalui:</w:t>
@@ -743,31 +1437,35 @@
     </w:p>
     <w:p>
       <w:pPr>
-        <w:spacing w:after="160"/>
+        <w:spacing w:after="120" w:line="276" w:lineRule="auto"/>
+        <w:jc w:val="left"/>
       </w:pPr>
       <w:r>
         <w:rPr>
-          <w:rFonts w:ascii="Arial" w:hAnsi="Arial"/>
+          <w:rFonts w:ascii="Arial" w:hAnsi="Arial" w:cs="Arial"/>
           <w:b w:val="0"/>
           <w:i w:val="0"/>
+          <w:color w:val="000000"/>
           <w:sz w:val="22"/>
         </w:rPr>
         <w:t xml:space="preserve">i) Pemerhatian langsung — contoh: penyelia memerhati Editor semasa sesi </w:t>
       </w:r>
       <w:r>
         <w:rPr>
-          <w:rFonts w:ascii="Arial" w:hAnsi="Arial"/>
+          <w:rFonts w:ascii="Arial" w:hAnsi="Arial" w:cs="Arial"/>
           <w:b w:val="0"/>
           <w:i/>
+          <w:color w:val="000000"/>
           <w:sz w:val="22"/>
         </w:rPr>
         <w:t>editing</w:t>
       </w:r>
       <w:r>
         <w:rPr>
-          <w:rFonts w:ascii="Arial" w:hAnsi="Arial"/>
+          <w:rFonts w:ascii="Arial" w:hAnsi="Arial" w:cs="Arial"/>
           <w:b w:val="0"/>
           <w:i w:val="0"/>
+          <w:color w:val="000000"/>
           <w:sz w:val="22"/>
         </w:rPr>
         <w:t xml:space="preserve"> langsung.</w:t>
@@ -775,31 +1473,35 @@
     </w:p>
     <w:p>
       <w:pPr>
-        <w:spacing w:after="160"/>
+        <w:spacing w:after="120" w:line="276" w:lineRule="auto"/>
+        <w:jc w:val="left"/>
       </w:pPr>
       <w:r>
         <w:rPr>
-          <w:rFonts w:ascii="Arial" w:hAnsi="Arial"/>
+          <w:rFonts w:ascii="Arial" w:hAnsi="Arial" w:cs="Arial"/>
           <w:b w:val="0"/>
           <w:i w:val="0"/>
+          <w:color w:val="000000"/>
           <w:sz w:val="22"/>
         </w:rPr>
         <w:t xml:space="preserve">ii) Hasil kerja khusus — contoh: kualiti </w:t>
       </w:r>
       <w:r>
         <w:rPr>
-          <w:rFonts w:ascii="Arial" w:hAnsi="Arial"/>
+          <w:rFonts w:ascii="Arial" w:hAnsi="Arial" w:cs="Arial"/>
           <w:b w:val="0"/>
           <w:i/>
+          <w:color w:val="000000"/>
           <w:sz w:val="22"/>
         </w:rPr>
         <w:t>final cut</w:t>
       </w:r>
       <w:r>
         <w:rPr>
-          <w:rFonts w:ascii="Arial" w:hAnsi="Arial"/>
+          <w:rFonts w:ascii="Arial" w:hAnsi="Arial" w:cs="Arial"/>
           <w:b w:val="0"/>
           <w:i w:val="0"/>
+          <w:color w:val="000000"/>
           <w:sz w:val="22"/>
         </w:rPr>
         <w:t xml:space="preserve"> yang dihantar.</w:t>
@@ -807,13 +1509,15 @@
     </w:p>
     <w:p>
       <w:pPr>
-        <w:spacing w:after="160"/>
+        <w:spacing w:after="120" w:line="276" w:lineRule="auto"/>
+        <w:jc w:val="left"/>
       </w:pPr>
       <w:r>
         <w:rPr>
-          <w:rFonts w:ascii="Arial" w:hAnsi="Arial"/>
+          <w:rFonts w:ascii="Arial" w:hAnsi="Arial" w:cs="Arial"/>
           <w:b w:val="0"/>
           <w:i w:val="0"/>
+          <w:color w:val="000000"/>
           <w:sz w:val="22"/>
         </w:rPr>
         <w:t>iii) Laporan dan rekod — contoh: log projek editing yang disiapkan setiap bulan.</w:t>
@@ -821,31 +1525,35 @@
     </w:p>
     <w:p>
       <w:pPr>
-        <w:spacing w:after="160"/>
+        <w:spacing w:after="120" w:line="276" w:lineRule="auto"/>
+        <w:jc w:val="left"/>
       </w:pPr>
       <w:r>
         <w:rPr>
-          <w:rFonts w:ascii="Arial" w:hAnsi="Arial"/>
+          <w:rFonts w:ascii="Arial" w:hAnsi="Arial" w:cs="Arial"/>
           <w:b w:val="0"/>
           <w:i w:val="0"/>
+          <w:color w:val="000000"/>
           <w:sz w:val="22"/>
         </w:rPr>
         <w:t xml:space="preserve">iv) Pujian atau komen yang diterima daripada pihak lain — contoh: maklum balas positif klien tentang kualiti </w:t>
       </w:r>
       <w:r>
         <w:rPr>
-          <w:rFonts w:ascii="Arial" w:hAnsi="Arial"/>
+          <w:rFonts w:ascii="Arial" w:hAnsi="Arial" w:cs="Arial"/>
           <w:b w:val="0"/>
           <w:i/>
+          <w:color w:val="000000"/>
           <w:sz w:val="22"/>
         </w:rPr>
         <w:t>color grading</w:t>
       </w:r>
       <w:r>
         <w:rPr>
-          <w:rFonts w:ascii="Arial" w:hAnsi="Arial"/>
+          <w:rFonts w:ascii="Arial" w:hAnsi="Arial" w:cs="Arial"/>
           <w:b w:val="0"/>
           <w:i w:val="0"/>
+          <w:color w:val="000000"/>
           <w:sz w:val="22"/>
         </w:rPr>
         <w:t>.</w:t>
@@ -853,27 +1561,31 @@
     </w:p>
     <w:p>
       <w:pPr>
-        <w:spacing w:before="200"/>
+        <w:spacing w:before="120" w:after="120" w:line="276" w:lineRule="auto"/>
+        <w:jc w:val="left"/>
       </w:pPr>
       <w:r>
         <w:rPr>
-          <w:rFonts w:ascii="Arial" w:hAnsi="Arial"/>
+          <w:rFonts w:ascii="Arial" w:hAnsi="Arial" w:cs="Arial"/>
           <w:b/>
           <w:i w:val="0"/>
-          <w:sz w:val="24"/>
+          <w:color w:val="000000"/>
+          <w:sz w:val="22"/>
         </w:rPr>
         <w:t>3. Memberi Maklum Balas (Provide Feedback)</w:t>
       </w:r>
     </w:p>
     <w:p>
       <w:pPr>
-        <w:spacing w:after="160"/>
+        <w:spacing w:after="120" w:line="276" w:lineRule="auto"/>
+        <w:jc w:val="left"/>
       </w:pPr>
       <w:r>
         <w:rPr>
-          <w:rFonts w:ascii="Arial" w:hAnsi="Arial"/>
+          <w:rFonts w:ascii="Arial" w:hAnsi="Arial" w:cs="Arial"/>
           <w:b w:val="0"/>
           <w:i w:val="0"/>
+          <w:color w:val="000000"/>
           <w:sz w:val="22"/>
         </w:rPr>
         <w:t>Maklum balas ialah pemulangan maklumat tentang hasil sesuatu proses atau aktiviti, digunakan untuk menilai tindak balas atau penemuan bagi tujuan penambahbaikan. Maklum balas perlu memenuhi kriteria berikut:</w:t>
@@ -881,13 +1593,15 @@
     </w:p>
     <w:p>
       <w:pPr>
-        <w:spacing w:after="160"/>
+        <w:spacing w:after="120" w:line="276" w:lineRule="auto"/>
+        <w:jc w:val="left"/>
       </w:pPr>
       <w:r>
         <w:rPr>
-          <w:rFonts w:ascii="Arial" w:hAnsi="Arial"/>
+          <w:rFonts w:ascii="Arial" w:hAnsi="Arial" w:cs="Arial"/>
           <w:b w:val="0"/>
           <w:i w:val="0"/>
+          <w:color w:val="000000"/>
           <w:sz w:val="22"/>
         </w:rPr>
         <w:t>i) Perlu spesifik;</w:t>
@@ -895,13 +1609,15 @@
     </w:p>
     <w:p>
       <w:pPr>
-        <w:spacing w:after="160"/>
+        <w:spacing w:after="120" w:line="276" w:lineRule="auto"/>
+        <w:jc w:val="left"/>
       </w:pPr>
       <w:r>
         <w:rPr>
-          <w:rFonts w:ascii="Arial" w:hAnsi="Arial"/>
+          <w:rFonts w:ascii="Arial" w:hAnsi="Arial" w:cs="Arial"/>
           <w:b w:val="0"/>
           <w:i w:val="0"/>
+          <w:color w:val="000000"/>
           <w:sz w:val="22"/>
         </w:rPr>
         <w:t>ii) Perlu tepat pada masa dan/atau segera;</w:t>
@@ -909,13 +1625,15 @@
     </w:p>
     <w:p>
       <w:pPr>
-        <w:spacing w:after="160"/>
+        <w:spacing w:after="120" w:line="276" w:lineRule="auto"/>
+        <w:jc w:val="left"/>
       </w:pPr>
       <w:r>
         <w:rPr>
-          <w:rFonts w:ascii="Arial" w:hAnsi="Arial"/>
+          <w:rFonts w:ascii="Arial" w:hAnsi="Arial" w:cs="Arial"/>
           <w:b w:val="0"/>
           <w:i w:val="0"/>
+          <w:color w:val="000000"/>
           <w:sz w:val="22"/>
         </w:rPr>
         <w:t>iii) Fokus kepada tingkah laku atau prestasi, bukan individu;</w:t>
@@ -923,13 +1641,15 @@
     </w:p>
     <w:p>
       <w:pPr>
-        <w:spacing w:after="160"/>
+        <w:spacing w:after="120" w:line="276" w:lineRule="auto"/>
+        <w:jc w:val="left"/>
       </w:pPr>
       <w:r>
         <w:rPr>
-          <w:rFonts w:ascii="Arial" w:hAnsi="Arial"/>
+          <w:rFonts w:ascii="Arial" w:hAnsi="Arial" w:cs="Arial"/>
           <w:b w:val="0"/>
           <w:i w:val="0"/>
+          <w:color w:val="000000"/>
           <w:sz w:val="22"/>
         </w:rPr>
         <w:t>iv) Bertujuan membantu, bukan untuk mengawal;</w:t>
@@ -937,13 +1657,15 @@
     </w:p>
     <w:p>
       <w:pPr>
-        <w:spacing w:after="160"/>
+        <w:spacing w:after="120" w:line="276" w:lineRule="auto"/>
+        <w:jc w:val="left"/>
       </w:pPr>
       <w:r>
         <w:rPr>
-          <w:rFonts w:ascii="Arial" w:hAnsi="Arial"/>
+          <w:rFonts w:ascii="Arial" w:hAnsi="Arial" w:cs="Arial"/>
           <w:b w:val="0"/>
           <w:i w:val="0"/>
+          <w:color w:val="000000"/>
           <w:sz w:val="22"/>
         </w:rPr>
         <w:t>v) Ikhlas dan jujur dalam menyampaikan maklumat;</w:t>
@@ -951,13 +1673,15 @@
     </w:p>
     <w:p>
       <w:pPr>
-        <w:spacing w:after="160"/>
+        <w:spacing w:after="120" w:line="276" w:lineRule="auto"/>
+        <w:jc w:val="left"/>
       </w:pPr>
       <w:r>
         <w:rPr>
-          <w:rFonts w:ascii="Arial" w:hAnsi="Arial"/>
+          <w:rFonts w:ascii="Arial" w:hAnsi="Arial" w:cs="Arial"/>
           <w:b w:val="0"/>
           <w:i w:val="0"/>
+          <w:color w:val="000000"/>
           <w:sz w:val="22"/>
         </w:rPr>
         <w:t>vi) Kerap dan tidak formal;</w:t>
@@ -965,13 +1689,15 @@
     </w:p>
     <w:p>
       <w:pPr>
-        <w:spacing w:after="160"/>
+        <w:spacing w:after="120" w:line="276" w:lineRule="auto"/>
+        <w:jc w:val="left"/>
       </w:pPr>
       <w:r>
         <w:rPr>
-          <w:rFonts w:ascii="Arial" w:hAnsi="Arial"/>
+          <w:rFonts w:ascii="Arial" w:hAnsi="Arial" w:cs="Arial"/>
           <w:b w:val="0"/>
           <w:i w:val="0"/>
+          <w:color w:val="000000"/>
           <w:sz w:val="22"/>
         </w:rPr>
         <w:t>vii) Didokumenkan dengan baik.</w:t>
@@ -979,13 +1705,15 @@
     </w:p>
     <w:p>
       <w:pPr>
-        <w:spacing w:after="160"/>
+        <w:spacing w:after="120" w:line="276" w:lineRule="auto"/>
+        <w:jc w:val="left"/>
       </w:pPr>
       <w:r>
         <w:rPr>
-          <w:rFonts w:ascii="Arial" w:hAnsi="Arial"/>
+          <w:rFonts w:ascii="Arial" w:hAnsi="Arial" w:cs="Arial"/>
           <w:b/>
           <w:i w:val="0"/>
+          <w:color w:val="000000"/>
           <w:sz w:val="22"/>
         </w:rPr>
         <w:t>3.1 Bentuk-Bentuk Maklum Balas</w:t>
@@ -993,13 +1721,15 @@
     </w:p>
     <w:p>
       <w:pPr>
-        <w:spacing w:after="160"/>
+        <w:spacing w:after="120" w:line="276" w:lineRule="auto"/>
+        <w:jc w:val="left"/>
       </w:pPr>
       <w:r>
         <w:rPr>
-          <w:rFonts w:ascii="Arial" w:hAnsi="Arial"/>
+          <w:rFonts w:ascii="Arial" w:hAnsi="Arial" w:cs="Arial"/>
           <w:b w:val="0"/>
           <w:i w:val="0"/>
+          <w:color w:val="000000"/>
           <w:sz w:val="22"/>
         </w:rPr>
         <w:t>Maklum balas boleh dikesan secara sengaja atau tidak sengaja. Maklum balas patut membantu pekerja berasa bermotivasi untuk memperbaiki prestasi. Antara bentuk maklum balas yang biasa disampaikan melalui:</w:t>
@@ -1007,49 +1737,55 @@
     </w:p>
     <w:p>
       <w:pPr>
-        <w:spacing w:after="160"/>
+        <w:spacing w:after="120" w:line="276" w:lineRule="auto"/>
+        <w:jc w:val="left"/>
       </w:pPr>
       <w:r>
         <w:rPr>
-          <w:rFonts w:ascii="Arial" w:hAnsi="Arial"/>
+          <w:rFonts w:ascii="Arial" w:hAnsi="Arial" w:cs="Arial"/>
           <w:b w:val="0"/>
           <w:i w:val="0"/>
+          <w:color w:val="000000"/>
           <w:sz w:val="22"/>
         </w:rPr>
         <w:t xml:space="preserve">i) Komen lisan — pujian/kritikan, seperti Director memuji ketepatan </w:t>
       </w:r>
       <w:r>
         <w:rPr>
-          <w:rFonts w:ascii="Arial" w:hAnsi="Arial"/>
+          <w:rFonts w:ascii="Arial" w:hAnsi="Arial" w:cs="Arial"/>
           <w:b w:val="0"/>
           <w:i/>
+          <w:color w:val="000000"/>
           <w:sz w:val="22"/>
         </w:rPr>
         <w:t>timing cut</w:t>
       </w:r>
       <w:r>
         <w:rPr>
-          <w:rFonts w:ascii="Arial" w:hAnsi="Arial"/>
+          <w:rFonts w:ascii="Arial" w:hAnsi="Arial" w:cs="Arial"/>
           <w:b w:val="0"/>
           <w:i w:val="0"/>
+          <w:color w:val="000000"/>
           <w:sz w:val="22"/>
         </w:rPr>
         <w:t xml:space="preserve"> semasa </w:t>
       </w:r>
       <w:r>
         <w:rPr>
-          <w:rFonts w:ascii="Arial" w:hAnsi="Arial"/>
+          <w:rFonts w:ascii="Arial" w:hAnsi="Arial" w:cs="Arial"/>
           <w:b w:val="0"/>
           <w:i/>
+          <w:color w:val="000000"/>
           <w:sz w:val="22"/>
         </w:rPr>
         <w:t>review</w:t>
       </w:r>
       <w:r>
         <w:rPr>
-          <w:rFonts w:ascii="Arial" w:hAnsi="Arial"/>
+          <w:rFonts w:ascii="Arial" w:hAnsi="Arial" w:cs="Arial"/>
           <w:b w:val="0"/>
           <w:i w:val="0"/>
+          <w:color w:val="000000"/>
           <w:sz w:val="22"/>
         </w:rPr>
         <w:t>.</w:t>
@@ -1057,13 +1793,15 @@
     </w:p>
     <w:p>
       <w:pPr>
-        <w:spacing w:after="160"/>
+        <w:spacing w:after="120" w:line="276" w:lineRule="auto"/>
+        <w:jc w:val="left"/>
       </w:pPr>
       <w:r>
         <w:rPr>
-          <w:rFonts w:ascii="Arial" w:hAnsi="Arial"/>
+          <w:rFonts w:ascii="Arial" w:hAnsi="Arial" w:cs="Arial"/>
           <w:b w:val="0"/>
           <w:i w:val="0"/>
+          <w:color w:val="000000"/>
           <w:sz w:val="22"/>
         </w:rPr>
         <w:t>ii) Isyarat bukan lisan dan gerak balas senyap.</w:t>
@@ -1071,13 +1809,15 @@
     </w:p>
     <w:p>
       <w:pPr>
-        <w:spacing w:after="160"/>
+        <w:spacing w:after="120" w:line="276" w:lineRule="auto"/>
+        <w:jc w:val="left"/>
       </w:pPr>
       <w:r>
         <w:rPr>
-          <w:rFonts w:ascii="Arial" w:hAnsi="Arial"/>
+          <w:rFonts w:ascii="Arial" w:hAnsi="Arial" w:cs="Arial"/>
           <w:b w:val="0"/>
           <w:i w:val="0"/>
+          <w:color w:val="000000"/>
           <w:sz w:val="22"/>
         </w:rPr>
         <w:t>iii) Memorandum atau e-mel.</w:t>
@@ -1085,13 +1825,15 @@
     </w:p>
     <w:p>
       <w:pPr>
-        <w:spacing w:after="160"/>
+        <w:spacing w:after="120" w:line="276" w:lineRule="auto"/>
+        <w:jc w:val="left"/>
       </w:pPr>
       <w:r>
         <w:rPr>
-          <w:rFonts w:ascii="Arial" w:hAnsi="Arial"/>
+          <w:rFonts w:ascii="Arial" w:hAnsi="Arial" w:cs="Arial"/>
           <w:b w:val="0"/>
           <w:i w:val="0"/>
+          <w:color w:val="000000"/>
           <w:sz w:val="22"/>
         </w:rPr>
         <w:t>iv) Coretan pembetulan pada kerja bertulis.</w:t>
@@ -1099,27 +1841,31 @@
     </w:p>
     <w:p>
       <w:pPr>
-        <w:spacing w:before="200"/>
+        <w:spacing w:before="120" w:after="120" w:line="276" w:lineRule="auto"/>
+        <w:jc w:val="left"/>
       </w:pPr>
       <w:r>
         <w:rPr>
-          <w:rFonts w:ascii="Arial" w:hAnsi="Arial"/>
+          <w:rFonts w:ascii="Arial" w:hAnsi="Arial" w:cs="Arial"/>
           <w:b/>
           <w:i w:val="0"/>
-          <w:sz w:val="24"/>
+          <w:color w:val="000000"/>
+          <w:sz w:val="22"/>
         </w:rPr>
         <w:t>4. Bidang Tambahan Yang Mempengaruhi Kejayaan Standard Prestasi</w:t>
       </w:r>
     </w:p>
     <w:p>
       <w:pPr>
-        <w:spacing w:after="160"/>
+        <w:spacing w:after="120" w:line="276" w:lineRule="auto"/>
+        <w:jc w:val="left"/>
       </w:pPr>
       <w:r>
         <w:rPr>
-          <w:rFonts w:ascii="Arial" w:hAnsi="Arial"/>
+          <w:rFonts w:ascii="Arial" w:hAnsi="Arial" w:cs="Arial"/>
           <w:b/>
           <w:i w:val="0"/>
+          <w:color w:val="000000"/>
           <w:sz w:val="22"/>
         </w:rPr>
         <w:t>4.1 Perubahan dan Ketangkasan</w:t>
@@ -1127,13 +1873,15 @@
     </w:p>
     <w:p>
       <w:pPr>
-        <w:spacing w:after="160"/>
+        <w:spacing w:after="120" w:line="276" w:lineRule="auto"/>
+        <w:jc w:val="left"/>
       </w:pPr>
       <w:r>
         <w:rPr>
-          <w:rFonts w:ascii="Arial" w:hAnsi="Arial"/>
+          <w:rFonts w:ascii="Arial" w:hAnsi="Arial" w:cs="Arial"/>
           <w:b w:val="0"/>
           <w:i w:val="0"/>
+          <w:color w:val="000000"/>
           <w:sz w:val="22"/>
         </w:rPr>
         <w:t>Menangani perubahan secara berkesan dan bertukar pendekatan apabila diperlukan. Ia produktif dan boleh terus bergerak walaupun tanpa semua maklumat, dengan mengekalkan pandangan positif apabila rancangan dicabar. Contoh: apabila klien tiba-tiba menukar keperluan format video (contohnya daripada 16:9 kepada 9:16 untuk media sosial), Editor perlu menyesuaikan aliran kerja dengan tangkas tanpa menjejaskan tarikh siaran.</w:t>
@@ -1141,13 +1889,15 @@
     </w:p>
     <w:p>
       <w:pPr>
-        <w:spacing w:after="160"/>
+        <w:spacing w:after="120" w:line="276" w:lineRule="auto"/>
+        <w:jc w:val="left"/>
       </w:pPr>
       <w:r>
         <w:rPr>
-          <w:rFonts w:ascii="Arial" w:hAnsi="Arial"/>
+          <w:rFonts w:ascii="Arial" w:hAnsi="Arial" w:cs="Arial"/>
           <w:b/>
           <w:i w:val="0"/>
+          <w:color w:val="000000"/>
           <w:sz w:val="22"/>
         </w:rPr>
         <w:t>4.2 Kreativiti</w:t>
@@ -1155,49 +1905,55 @@
     </w:p>
     <w:p>
       <w:pPr>
-        <w:spacing w:after="160"/>
+        <w:spacing w:after="120" w:line="276" w:lineRule="auto"/>
+        <w:jc w:val="left"/>
       </w:pPr>
       <w:r>
         <w:rPr>
-          <w:rFonts w:ascii="Arial" w:hAnsi="Arial"/>
+          <w:rFonts w:ascii="Arial" w:hAnsi="Arial" w:cs="Arial"/>
           <w:b w:val="0"/>
           <w:i w:val="0"/>
+          <w:color w:val="000000"/>
           <w:sz w:val="22"/>
         </w:rPr>
         <w:t xml:space="preserve">Membangunkan idea dan kaedah inovatif dalam melakukan sesuatu — mencari kaedah baharu dan lebih berkesan, menghubungkan idea lampau yang tidak berkaitan dalam sesi </w:t>
       </w:r>
       <w:r>
         <w:rPr>
-          <w:rFonts w:ascii="Arial" w:hAnsi="Arial"/>
+          <w:rFonts w:ascii="Arial" w:hAnsi="Arial" w:cs="Arial"/>
           <w:b w:val="0"/>
           <w:i/>
+          <w:color w:val="000000"/>
           <w:sz w:val="22"/>
         </w:rPr>
         <w:t>brainstorming</w:t>
       </w:r>
       <w:r>
         <w:rPr>
-          <w:rFonts w:ascii="Arial" w:hAnsi="Arial"/>
+          <w:rFonts w:ascii="Arial" w:hAnsi="Arial" w:cs="Arial"/>
           <w:b w:val="0"/>
           <w:i w:val="0"/>
+          <w:color w:val="000000"/>
           <w:sz w:val="22"/>
         </w:rPr>
         <w:t xml:space="preserve">. Contoh: Editor mencipta teknik </w:t>
       </w:r>
       <w:r>
         <w:rPr>
-          <w:rFonts w:ascii="Arial" w:hAnsi="Arial"/>
+          <w:rFonts w:ascii="Arial" w:hAnsi="Arial" w:cs="Arial"/>
           <w:b w:val="0"/>
           <w:i/>
+          <w:color w:val="000000"/>
           <w:sz w:val="22"/>
         </w:rPr>
         <w:t>transition</w:t>
       </w:r>
       <w:r>
         <w:rPr>
-          <w:rFonts w:ascii="Arial" w:hAnsi="Arial"/>
+          <w:rFonts w:ascii="Arial" w:hAnsi="Arial" w:cs="Arial"/>
           <w:b w:val="0"/>
           <w:i w:val="0"/>
+          <w:color w:val="000000"/>
           <w:sz w:val="22"/>
         </w:rPr>
         <w:t xml:space="preserve"> baharu yang menggabungkan gaya editing dua projek terdahulu.</w:t>
@@ -1205,13 +1961,15 @@
     </w:p>
     <w:p>
       <w:pPr>
-        <w:spacing w:after="160"/>
+        <w:spacing w:after="120" w:line="276" w:lineRule="auto"/>
+        <w:jc w:val="left"/>
       </w:pPr>
       <w:r>
         <w:rPr>
-          <w:rFonts w:ascii="Arial" w:hAnsi="Arial"/>
+          <w:rFonts w:ascii="Arial" w:hAnsi="Arial" w:cs="Arial"/>
           <w:b/>
           <w:i w:val="0"/>
+          <w:color w:val="000000"/>
           <w:sz w:val="22"/>
         </w:rPr>
         <w:t>4.3 Kepimpinan</w:t>
@@ -1219,31 +1977,35 @@
     </w:p>
     <w:p>
       <w:pPr>
-        <w:spacing w:after="160"/>
+        <w:spacing w:after="120" w:line="276" w:lineRule="auto"/>
+        <w:jc w:val="left"/>
       </w:pPr>
       <w:r>
         <w:rPr>
-          <w:rFonts w:ascii="Arial" w:hAnsi="Arial"/>
+          <w:rFonts w:ascii="Arial" w:hAnsi="Arial" w:cs="Arial"/>
           <w:b w:val="0"/>
           <w:i w:val="0"/>
+          <w:color w:val="000000"/>
           <w:sz w:val="22"/>
         </w:rPr>
         <w:t xml:space="preserve">Berkhidmat sebagai model peranan kepada orang lain, menimbulkan rasa hormat dan kepercayaan, memupuk budaya berstandard etika tinggi. Pemimpin yang baik bertindak balas dengan baik di bawah tekanan, kekal fokus dan optimistik semasa menghadapi kesukaran. Contoh: seorang Chief Editor kekal tenang dan memandu pasukan menyiapkan projek walaupun menghadapi kerosakan </w:t>
       </w:r>
       <w:r>
         <w:rPr>
-          <w:rFonts w:ascii="Arial" w:hAnsi="Arial"/>
+          <w:rFonts w:ascii="Arial" w:hAnsi="Arial" w:cs="Arial"/>
           <w:b w:val="0"/>
           <w:i/>
+          <w:color w:val="000000"/>
           <w:sz w:val="22"/>
         </w:rPr>
         <w:t>hard disk</w:t>
       </w:r>
       <w:r>
         <w:rPr>
-          <w:rFonts w:ascii="Arial" w:hAnsi="Arial"/>
+          <w:rFonts w:ascii="Arial" w:hAnsi="Arial" w:cs="Arial"/>
           <w:b w:val="0"/>
           <w:i w:val="0"/>
+          <w:color w:val="000000"/>
           <w:sz w:val="22"/>
         </w:rPr>
         <w:t xml:space="preserve"> menjelang tarikh siaran.</w:t>
@@ -1251,13 +2013,15 @@
     </w:p>
     <w:p>
       <w:pPr>
-        <w:spacing w:after="160"/>
+        <w:spacing w:after="120" w:line="276" w:lineRule="auto"/>
+        <w:jc w:val="left"/>
       </w:pPr>
       <w:r>
         <w:rPr>
-          <w:rFonts w:ascii="Arial" w:hAnsi="Arial"/>
+          <w:rFonts w:ascii="Arial" w:hAnsi="Arial" w:cs="Arial"/>
           <w:b/>
           <w:i w:val="0"/>
+          <w:color w:val="000000"/>
           <w:sz w:val="22"/>
         </w:rPr>
         <w:t>4.4 Mesyuarat</w:t>
@@ -1265,13 +2029,15 @@
     </w:p>
     <w:p>
       <w:pPr>
-        <w:spacing w:after="160"/>
+        <w:spacing w:after="120" w:line="276" w:lineRule="auto"/>
+        <w:jc w:val="left"/>
       </w:pPr>
       <w:r>
         <w:rPr>
-          <w:rFonts w:ascii="Arial" w:hAnsi="Arial"/>
+          <w:rFonts w:ascii="Arial" w:hAnsi="Arial" w:cs="Arial"/>
           <w:b w:val="0"/>
           <w:i w:val="0"/>
+          <w:color w:val="000000"/>
           <w:sz w:val="22"/>
         </w:rPr>
         <w:t>Bertanggungjawab menyusun segala-galanya dengan teratur, menyertai secara aktif dan mengikuti tindakan susulan yang sesuai. Meminimumkan mesyuarat bila boleh dengan menggunakan mekanisme komunikasi alternatif seperti perbualan kumpulan projek.</w:t>
@@ -1279,13 +2045,15 @@
     </w:p>
     <w:p>
       <w:pPr>
-        <w:spacing w:after="160"/>
+        <w:spacing w:after="120" w:line="276" w:lineRule="auto"/>
+        <w:jc w:val="left"/>
       </w:pPr>
       <w:r>
         <w:rPr>
-          <w:rFonts w:ascii="Arial" w:hAnsi="Arial"/>
+          <w:rFonts w:ascii="Arial" w:hAnsi="Arial" w:cs="Arial"/>
           <w:b/>
           <w:i w:val="0"/>
+          <w:color w:val="000000"/>
           <w:sz w:val="22"/>
         </w:rPr>
         <w:t>4.5 Penyelesaian Masalah</w:t>
@@ -1293,13 +2061,15 @@
     </w:p>
     <w:p>
       <w:pPr>
-        <w:spacing w:after="160"/>
+        <w:spacing w:after="120" w:line="276" w:lineRule="auto"/>
+        <w:jc w:val="left"/>
       </w:pPr>
       <w:r>
         <w:rPr>
-          <w:rFonts w:ascii="Arial" w:hAnsi="Arial"/>
+          <w:rFonts w:ascii="Arial" w:hAnsi="Arial" w:cs="Arial"/>
           <w:b w:val="0"/>
           <w:i w:val="0"/>
+          <w:color w:val="000000"/>
           <w:sz w:val="22"/>
         </w:rPr>
         <w:t>Penyelesaian masalah dicapai selepas gabungan logik, analisis, dan pengetahuan dipertimbangkan. Menyiasat sumber yang sesuai untuk mengenal pasti faedah, keburukan, dan kemungkinan hasil bagi setiap penyelesaian yang dicadangkan.</w:t>
@@ -1307,13 +2077,15 @@
     </w:p>
     <w:p>
       <w:pPr>
-        <w:spacing w:after="160"/>
+        <w:spacing w:after="120" w:line="276" w:lineRule="auto"/>
+        <w:jc w:val="left"/>
       </w:pPr>
       <w:r>
         <w:rPr>
-          <w:rFonts w:ascii="Arial" w:hAnsi="Arial"/>
+          <w:rFonts w:ascii="Arial" w:hAnsi="Arial" w:cs="Arial"/>
           <w:b/>
           <w:i w:val="0"/>
+          <w:color w:val="000000"/>
           <w:sz w:val="22"/>
         </w:rPr>
         <w:t>4.6 Pengurusan Projek</w:t>
@@ -1321,103 +2093,115 @@
     </w:p>
     <w:p>
       <w:pPr>
-        <w:spacing w:after="160"/>
+        <w:spacing w:after="120" w:line="276" w:lineRule="auto"/>
+        <w:jc w:val="left"/>
       </w:pPr>
       <w:r>
         <w:rPr>
-          <w:rFonts w:ascii="Arial" w:hAnsi="Arial"/>
+          <w:rFonts w:ascii="Arial" w:hAnsi="Arial" w:cs="Arial"/>
           <w:b w:val="0"/>
           <w:i w:val="0"/>
+          <w:color w:val="000000"/>
           <w:sz w:val="22"/>
         </w:rPr>
         <w:t xml:space="preserve">Bahagian ini mencipta pelan untuk setiap projek dan menguruskannya mengikut pelan tersebut. Secara proaktif menangani isu dan memaklumkan pengurusan tentang jadual, belanjawan atau isu utama lain. Mampu mentakrifkan skop kerja, keperluan, dan hasil projek yang diperlukan. Pengurusan projek menyediakan garis masa objektif projek dan mengenal pasti sumber yang diperlukan untuk mencapai sasaran — contoh: Producer menyediakan garis masa </w:t>
       </w:r>
       <w:r>
         <w:rPr>
-          <w:rFonts w:ascii="Arial" w:hAnsi="Arial"/>
+          <w:rFonts w:ascii="Arial" w:hAnsi="Arial" w:cs="Arial"/>
           <w:b w:val="0"/>
           <w:i/>
+          <w:color w:val="000000"/>
           <w:sz w:val="22"/>
         </w:rPr>
         <w:t>post-production</w:t>
       </w:r>
       <w:r>
         <w:rPr>
-          <w:rFonts w:ascii="Arial" w:hAnsi="Arial"/>
+          <w:rFonts w:ascii="Arial" w:hAnsi="Arial" w:cs="Arial"/>
           <w:b w:val="0"/>
           <w:i w:val="0"/>
+          <w:color w:val="000000"/>
           <w:sz w:val="22"/>
         </w:rPr>
         <w:t xml:space="preserve"> merangkumi peringkat </w:t>
       </w:r>
       <w:r>
         <w:rPr>
-          <w:rFonts w:ascii="Arial" w:hAnsi="Arial"/>
+          <w:rFonts w:ascii="Arial" w:hAnsi="Arial" w:cs="Arial"/>
           <w:b w:val="0"/>
           <w:i/>
+          <w:color w:val="000000"/>
           <w:sz w:val="22"/>
         </w:rPr>
         <w:t>rough cut</w:t>
       </w:r>
       <w:r>
         <w:rPr>
-          <w:rFonts w:ascii="Arial" w:hAnsi="Arial"/>
+          <w:rFonts w:ascii="Arial" w:hAnsi="Arial" w:cs="Arial"/>
           <w:b w:val="0"/>
           <w:i w:val="0"/>
+          <w:color w:val="000000"/>
           <w:sz w:val="22"/>
         </w:rPr>
         <w:t xml:space="preserve">, </w:t>
       </w:r>
       <w:r>
         <w:rPr>
-          <w:rFonts w:ascii="Arial" w:hAnsi="Arial"/>
+          <w:rFonts w:ascii="Arial" w:hAnsi="Arial" w:cs="Arial"/>
           <w:b w:val="0"/>
           <w:i/>
+          <w:color w:val="000000"/>
           <w:sz w:val="22"/>
         </w:rPr>
         <w:t>fine cut</w:t>
       </w:r>
       <w:r>
         <w:rPr>
-          <w:rFonts w:ascii="Arial" w:hAnsi="Arial"/>
+          <w:rFonts w:ascii="Arial" w:hAnsi="Arial" w:cs="Arial"/>
           <w:b w:val="0"/>
           <w:i w:val="0"/>
+          <w:color w:val="000000"/>
           <w:sz w:val="22"/>
         </w:rPr>
         <w:t xml:space="preserve">, </w:t>
       </w:r>
       <w:r>
         <w:rPr>
-          <w:rFonts w:ascii="Arial" w:hAnsi="Arial"/>
+          <w:rFonts w:ascii="Arial" w:hAnsi="Arial" w:cs="Arial"/>
           <w:b w:val="0"/>
           <w:i/>
+          <w:color w:val="000000"/>
           <w:sz w:val="22"/>
         </w:rPr>
         <w:t>grading</w:t>
       </w:r>
       <w:r>
         <w:rPr>
-          <w:rFonts w:ascii="Arial" w:hAnsi="Arial"/>
+          <w:rFonts w:ascii="Arial" w:hAnsi="Arial" w:cs="Arial"/>
           <w:b w:val="0"/>
           <w:i w:val="0"/>
+          <w:color w:val="000000"/>
           <w:sz w:val="22"/>
         </w:rPr>
         <w:t xml:space="preserve"> dan </w:t>
       </w:r>
       <w:r>
         <w:rPr>
-          <w:rFonts w:ascii="Arial" w:hAnsi="Arial"/>
+          <w:rFonts w:ascii="Arial" w:hAnsi="Arial" w:cs="Arial"/>
           <w:b w:val="0"/>
           <w:i/>
+          <w:color w:val="000000"/>
           <w:sz w:val="22"/>
         </w:rPr>
         <w:t>final delivery</w:t>
       </w:r>
       <w:r>
         <w:rPr>
-          <w:rFonts w:ascii="Arial" w:hAnsi="Arial"/>
+          <w:rFonts w:ascii="Arial" w:hAnsi="Arial" w:cs="Arial"/>
           <w:b w:val="0"/>
           <w:i w:val="0"/>
+          <w:color w:val="000000"/>
           <w:sz w:val="22"/>
         </w:rPr>
         <w:t>.</w:t>
@@ -1425,27 +2209,31 @@
     </w:p>
     <w:p>
       <w:pPr>
-        <w:spacing w:before="200"/>
+        <w:spacing w:before="120" w:after="120" w:line="276" w:lineRule="auto"/>
+        <w:jc w:val="left"/>
       </w:pPr>
       <w:r>
         <w:rPr>
-          <w:rFonts w:ascii="Arial" w:hAnsi="Arial"/>
+          <w:rFonts w:ascii="Arial" w:hAnsi="Arial" w:cs="Arial"/>
           <w:b/>
           <w:i w:val="0"/>
-          <w:sz w:val="24"/>
+          <w:color w:val="000000"/>
+          <w:sz w:val="22"/>
         </w:rPr>
         <w:t>5. Kualiti Kerja Terhadap Penambahbaikan Prestasi</w:t>
       </w:r>
     </w:p>
     <w:p>
       <w:pPr>
-        <w:spacing w:after="160"/>
+        <w:spacing w:after="120" w:line="276" w:lineRule="auto"/>
+        <w:jc w:val="left"/>
       </w:pPr>
       <w:r>
         <w:rPr>
-          <w:rFonts w:ascii="Arial" w:hAnsi="Arial"/>
+          <w:rFonts w:ascii="Arial" w:hAnsi="Arial" w:cs="Arial"/>
           <w:b w:val="0"/>
           <w:i w:val="0"/>
+          <w:color w:val="000000"/>
           <w:sz w:val="22"/>
         </w:rPr>
         <w:t>Kekalkan perbincangan positif dan tidak formal. Tiada yang lebih menimbulkan kebimbangan dalam kalangan pengurus dan pekerja seperti sesi penilaian prestasi. Kritikan membina perlu diberikan dan pekerja perlu mendengarnya. Perancangan dan penyusunan dalam membangunkan dan membentangkan penilaian boleh membawa kepada prestasi lebih baik dan hubungan kerja yang lebih kukuh.</w:t>
@@ -1453,31 +2241,35 @@
     </w:p>
     <w:p>
       <w:pPr>
-        <w:spacing w:after="160"/>
+        <w:spacing w:after="120" w:line="276" w:lineRule="auto"/>
+        <w:jc w:val="left"/>
       </w:pPr>
       <w:r>
         <w:rPr>
-          <w:rFonts w:ascii="Arial" w:hAnsi="Arial"/>
+          <w:rFonts w:ascii="Arial" w:hAnsi="Arial" w:cs="Arial"/>
           <w:b w:val="0"/>
           <w:i w:val="0"/>
+          <w:color w:val="000000"/>
           <w:sz w:val="22"/>
         </w:rPr>
         <w:t xml:space="preserve">i) </w:t>
       </w:r>
       <w:r>
         <w:rPr>
-          <w:rFonts w:ascii="Arial" w:hAnsi="Arial"/>
+          <w:rFonts w:ascii="Arial" w:hAnsi="Arial" w:cs="Arial"/>
           <w:b/>
           <w:i w:val="0"/>
+          <w:color w:val="000000"/>
           <w:sz w:val="22"/>
         </w:rPr>
         <w:t>Langkah 1</w:t>
       </w:r>
       <w:r>
         <w:rPr>
-          <w:rFonts w:ascii="Arial" w:hAnsi="Arial"/>
+          <w:rFonts w:ascii="Arial" w:hAnsi="Arial" w:cs="Arial"/>
           <w:b w:val="0"/>
           <w:i w:val="0"/>
+          <w:color w:val="000000"/>
           <w:sz w:val="22"/>
         </w:rPr>
         <w:t xml:space="preserve"> — Dekati sesi temu bual dengan pelan fokus. Sediakan senarai kekuatan dan kelemahan berserta contoh, dan strategi pertumbuhan. Utamakan kebimbangan supaya isu paling penting diselesaikan dahulu.</w:t>
@@ -1485,31 +2277,35 @@
     </w:p>
     <w:p>
       <w:pPr>
-        <w:spacing w:after="160"/>
+        <w:spacing w:after="120" w:line="276" w:lineRule="auto"/>
+        <w:jc w:val="left"/>
       </w:pPr>
       <w:r>
         <w:rPr>
-          <w:rFonts w:ascii="Arial" w:hAnsi="Arial"/>
+          <w:rFonts w:ascii="Arial" w:hAnsi="Arial" w:cs="Arial"/>
           <w:b w:val="0"/>
           <w:i w:val="0"/>
+          <w:color w:val="000000"/>
           <w:sz w:val="22"/>
         </w:rPr>
         <w:t xml:space="preserve">ii) </w:t>
       </w:r>
       <w:r>
         <w:rPr>
-          <w:rFonts w:ascii="Arial" w:hAnsi="Arial"/>
+          <w:rFonts w:ascii="Arial" w:hAnsi="Arial" w:cs="Arial"/>
           <w:b/>
           <w:i w:val="0"/>
+          <w:color w:val="000000"/>
           <w:sz w:val="22"/>
         </w:rPr>
         <w:t>Langkah 2</w:t>
       </w:r>
       <w:r>
         <w:rPr>
-          <w:rFonts w:ascii="Arial" w:hAnsi="Arial"/>
+          <w:rFonts w:ascii="Arial" w:hAnsi="Arial" w:cs="Arial"/>
           <w:b w:val="0"/>
           <w:i w:val="0"/>
+          <w:color w:val="000000"/>
           <w:sz w:val="22"/>
         </w:rPr>
         <w:t xml:space="preserve"> — Bincangkan contoh prestasi yang amat kukuh dahulu. Bermula dengan kekuatan pekerja membantu mereka lebih terbuka menerima maklum balas mengenai bahagian lemah.</w:t>
@@ -1517,85 +2313,95 @@
     </w:p>
     <w:p>
       <w:pPr>
-        <w:spacing w:after="160"/>
+        <w:spacing w:after="120" w:line="276" w:lineRule="auto"/>
+        <w:jc w:val="left"/>
       </w:pPr>
       <w:r>
         <w:rPr>
-          <w:rFonts w:ascii="Arial" w:hAnsi="Arial"/>
+          <w:rFonts w:ascii="Arial" w:hAnsi="Arial" w:cs="Arial"/>
           <w:b w:val="0"/>
           <w:i w:val="0"/>
+          <w:color w:val="000000"/>
           <w:sz w:val="22"/>
         </w:rPr>
         <w:t xml:space="preserve">iii) </w:t>
       </w:r>
       <w:r>
         <w:rPr>
-          <w:rFonts w:ascii="Arial" w:hAnsi="Arial"/>
+          <w:rFonts w:ascii="Arial" w:hAnsi="Arial" w:cs="Arial"/>
           <w:b/>
           <w:i w:val="0"/>
+          <w:color w:val="000000"/>
           <w:sz w:val="22"/>
         </w:rPr>
         <w:t>Langkah 3</w:t>
       </w:r>
       <w:r>
         <w:rPr>
-          <w:rFonts w:ascii="Arial" w:hAnsi="Arial"/>
+          <w:rFonts w:ascii="Arial" w:hAnsi="Arial" w:cs="Arial"/>
           <w:b w:val="0"/>
           <w:i w:val="0"/>
+          <w:color w:val="000000"/>
           <w:sz w:val="22"/>
         </w:rPr>
         <w:t xml:space="preserve"> — Susun bidang kelemahan mengikut tema. Contoh: dalam studio editing, kelemahan seperti kelewatan </w:t>
       </w:r>
       <w:r>
         <w:rPr>
-          <w:rFonts w:ascii="Arial" w:hAnsi="Arial"/>
+          <w:rFonts w:ascii="Arial" w:hAnsi="Arial" w:cs="Arial"/>
           <w:b w:val="0"/>
           <w:i/>
+          <w:color w:val="000000"/>
           <w:sz w:val="22"/>
         </w:rPr>
         <w:t>rendering</w:t>
       </w:r>
       <w:r>
         <w:rPr>
-          <w:rFonts w:ascii="Arial" w:hAnsi="Arial"/>
+          <w:rFonts w:ascii="Arial" w:hAnsi="Arial" w:cs="Arial"/>
           <w:b w:val="0"/>
           <w:i w:val="0"/>
+          <w:color w:val="000000"/>
           <w:sz w:val="22"/>
         </w:rPr>
         <w:t xml:space="preserve">, kesilapan </w:t>
       </w:r>
       <w:r>
         <w:rPr>
-          <w:rFonts w:ascii="Arial" w:hAnsi="Arial"/>
+          <w:rFonts w:ascii="Arial" w:hAnsi="Arial" w:cs="Arial"/>
           <w:b w:val="0"/>
           <w:i/>
+          <w:color w:val="000000"/>
           <w:sz w:val="22"/>
         </w:rPr>
         <w:t>sync audio</w:t>
       </w:r>
       <w:r>
         <w:rPr>
-          <w:rFonts w:ascii="Arial" w:hAnsi="Arial"/>
+          <w:rFonts w:ascii="Arial" w:hAnsi="Arial" w:cs="Arial"/>
           <w:b w:val="0"/>
           <w:i w:val="0"/>
+          <w:color w:val="000000"/>
           <w:sz w:val="22"/>
         </w:rPr>
         <w:t xml:space="preserve"> dan kegagalan </w:t>
       </w:r>
       <w:r>
         <w:rPr>
-          <w:rFonts w:ascii="Arial" w:hAnsi="Arial"/>
+          <w:rFonts w:ascii="Arial" w:hAnsi="Arial" w:cs="Arial"/>
           <w:b w:val="0"/>
           <w:i/>
+          <w:color w:val="000000"/>
           <w:sz w:val="22"/>
         </w:rPr>
         <w:t>backup</w:t>
       </w:r>
       <w:r>
         <w:rPr>
-          <w:rFonts w:ascii="Arial" w:hAnsi="Arial"/>
+          <w:rFonts w:ascii="Arial" w:hAnsi="Arial" w:cs="Arial"/>
           <w:b w:val="0"/>
           <w:i w:val="0"/>
+          <w:color w:val="000000"/>
           <w:sz w:val="22"/>
         </w:rPr>
         <w:t xml:space="preserve"> boleh dikelompokkan sebagai tema "pengurusan aliran kerja teknikal".</w:t>
@@ -1603,31 +2409,35 @@
     </w:p>
     <w:p>
       <w:pPr>
-        <w:spacing w:after="160"/>
+        <w:spacing w:after="120" w:line="276" w:lineRule="auto"/>
+        <w:jc w:val="left"/>
       </w:pPr>
       <w:r>
         <w:rPr>
-          <w:rFonts w:ascii="Arial" w:hAnsi="Arial"/>
+          <w:rFonts w:ascii="Arial" w:hAnsi="Arial" w:cs="Arial"/>
           <w:b w:val="0"/>
           <w:i w:val="0"/>
+          <w:color w:val="000000"/>
           <w:sz w:val="22"/>
         </w:rPr>
         <w:t xml:space="preserve">iv) </w:t>
       </w:r>
       <w:r>
         <w:rPr>
-          <w:rFonts w:ascii="Arial" w:hAnsi="Arial"/>
+          <w:rFonts w:ascii="Arial" w:hAnsi="Arial" w:cs="Arial"/>
           <w:b/>
           <w:i w:val="0"/>
+          <w:color w:val="000000"/>
           <w:sz w:val="22"/>
         </w:rPr>
         <w:t>Langkah 4</w:t>
       </w:r>
       <w:r>
         <w:rPr>
-          <w:rFonts w:ascii="Arial" w:hAnsi="Arial"/>
+          <w:rFonts w:ascii="Arial" w:hAnsi="Arial" w:cs="Arial"/>
           <w:b w:val="0"/>
           <w:i w:val="0"/>
+          <w:color w:val="000000"/>
           <w:sz w:val="22"/>
         </w:rPr>
         <w:t xml:space="preserve"> — Minta pekerja mengulas bidang yang menjadi kebimbangan. Galakkan perbincangan dua hala.</w:t>
@@ -1635,31 +2445,35 @@
     </w:p>
     <w:p>
       <w:pPr>
-        <w:spacing w:after="160"/>
+        <w:spacing w:after="120" w:line="276" w:lineRule="auto"/>
+        <w:jc w:val="left"/>
       </w:pPr>
       <w:r>
         <w:rPr>
-          <w:rFonts w:ascii="Arial" w:hAnsi="Arial"/>
+          <w:rFonts w:ascii="Arial" w:hAnsi="Arial" w:cs="Arial"/>
           <w:b w:val="0"/>
           <w:i w:val="0"/>
+          <w:color w:val="000000"/>
           <w:sz w:val="22"/>
         </w:rPr>
         <w:t xml:space="preserve">v) </w:t>
       </w:r>
       <w:r>
         <w:rPr>
-          <w:rFonts w:ascii="Arial" w:hAnsi="Arial"/>
+          <w:rFonts w:ascii="Arial" w:hAnsi="Arial" w:cs="Arial"/>
           <w:b/>
           <w:i w:val="0"/>
+          <w:color w:val="000000"/>
           <w:sz w:val="22"/>
         </w:rPr>
         <w:t>Langkah 5</w:t>
       </w:r>
       <w:r>
         <w:rPr>
-          <w:rFonts w:ascii="Arial" w:hAnsi="Arial"/>
+          <w:rFonts w:ascii="Arial" w:hAnsi="Arial" w:cs="Arial"/>
           <w:b w:val="0"/>
           <w:i w:val="0"/>
+          <w:color w:val="000000"/>
           <w:sz w:val="22"/>
         </w:rPr>
         <w:t xml:space="preserve"> — Ikuti dengan pemerhatian anda sendiri. Kekalkan perbualan membina dan proaktif untuk mengurangkan sikap defensif.</w:t>
@@ -1667,31 +2481,35 @@
     </w:p>
     <w:p>
       <w:pPr>
-        <w:spacing w:after="160"/>
+        <w:spacing w:after="120" w:line="276" w:lineRule="auto"/>
+        <w:jc w:val="left"/>
       </w:pPr>
       <w:r>
         <w:rPr>
-          <w:rFonts w:ascii="Arial" w:hAnsi="Arial"/>
+          <w:rFonts w:ascii="Arial" w:hAnsi="Arial" w:cs="Arial"/>
           <w:b w:val="0"/>
           <w:i w:val="0"/>
+          <w:color w:val="000000"/>
           <w:sz w:val="22"/>
         </w:rPr>
         <w:t xml:space="preserve">vi) </w:t>
       </w:r>
       <w:r>
         <w:rPr>
-          <w:rFonts w:ascii="Arial" w:hAnsi="Arial"/>
+          <w:rFonts w:ascii="Arial" w:hAnsi="Arial" w:cs="Arial"/>
           <w:b/>
           <w:i w:val="0"/>
+          <w:color w:val="000000"/>
           <w:sz w:val="22"/>
         </w:rPr>
         <w:t>Langkah 6</w:t>
       </w:r>
       <w:r>
         <w:rPr>
-          <w:rFonts w:ascii="Arial" w:hAnsi="Arial"/>
+          <w:rFonts w:ascii="Arial" w:hAnsi="Arial" w:cs="Arial"/>
           <w:b w:val="0"/>
           <w:i w:val="0"/>
+          <w:color w:val="000000"/>
           <w:sz w:val="22"/>
         </w:rPr>
         <w:t xml:space="preserve"> — Tekankan prestasi kerja pekerja berkaitan matlamat peribadi mereka. Contoh: seorang Assistant Editor yang ingin menjadi Colorist perlu memahami kesan kemahiran pengurusan warna terhadap laluan kerjayanya.</w:t>
@@ -1699,67 +2517,79 @@
     </w:p>
     <w:p>
       <w:pPr>
-        <w:spacing w:after="160"/>
+        <w:spacing w:after="120" w:line="276" w:lineRule="auto"/>
+        <w:jc w:val="left"/>
       </w:pPr>
       <w:r>
         <w:rPr>
-          <w:rFonts w:ascii="Arial" w:hAnsi="Arial"/>
+          <w:rFonts w:ascii="Arial" w:hAnsi="Arial" w:cs="Arial"/>
           <w:b w:val="0"/>
           <w:i w:val="0"/>
+          <w:color w:val="000000"/>
           <w:sz w:val="22"/>
         </w:rPr>
         <w:t xml:space="preserve">vii) </w:t>
       </w:r>
       <w:r>
         <w:rPr>
-          <w:rFonts w:ascii="Arial" w:hAnsi="Arial"/>
+          <w:rFonts w:ascii="Arial" w:hAnsi="Arial" w:cs="Arial"/>
           <w:b/>
           <w:i w:val="0"/>
+          <w:color w:val="000000"/>
           <w:sz w:val="22"/>
         </w:rPr>
         <w:t>Langkah 7</w:t>
       </w:r>
       <w:r>
         <w:rPr>
-          <w:rFonts w:ascii="Arial" w:hAnsi="Arial"/>
+          <w:rFonts w:ascii="Arial" w:hAnsi="Arial" w:cs="Arial"/>
           <w:b w:val="0"/>
           <w:i w:val="0"/>
+          <w:color w:val="000000"/>
           <w:sz w:val="22"/>
         </w:rPr>
         <w:t xml:space="preserve"> — Fokus kepada padanan kerja yang tidak sesuai atau ketidakcukupan latihan sekiranya pekerja perlu ditamatkan perkhidmatan. Tekankan aspek positif prestasi dan cadangkan kerja yang lebih sesuai dengan kemahiran mereka.</w:t>
       </w:r>
     </w:p>
     <w:p>
+      <w:pPr>
+        <w:spacing w:before="120" w:after="120" w:line="276" w:lineRule="auto"/>
+        <w:jc w:val="left"/>
+      </w:pPr>
       <w:r>
         <w:rPr>
-          <w:rFonts w:ascii="Arial" w:hAnsi="Arial"/>
+          <w:rFonts w:ascii="Arial" w:hAnsi="Arial" w:cs="Arial"/>
           <w:b/>
-          <w:sz w:val="24"/>
+          <w:color w:val="000000"/>
+          <w:sz w:val="22"/>
         </w:rPr>
         <w:t>SOALAN</w:t>
       </w:r>
       <w:r>
         <w:rPr>
-          <w:rFonts w:ascii="Arial" w:hAnsi="Arial"/>
+          <w:rFonts w:ascii="Arial" w:hAnsi="Arial" w:cs="Arial"/>
           <w:b/>
-          <w:sz w:val="24"/>
+          <w:color w:val="000000"/>
+          <w:sz w:val="22"/>
         </w:rPr>
         <w:t>/</w:t>
       </w:r>
       <w:r>
         <w:rPr>
-          <w:rFonts w:ascii="Arial" w:hAnsi="Arial"/>
+          <w:rFonts w:ascii="Arial" w:hAnsi="Arial" w:cs="Arial"/>
           <w:b/>
           <w:i/>
-          <w:sz w:val="24"/>
+          <w:color w:val="000000"/>
+          <w:sz w:val="22"/>
         </w:rPr>
         <w:t>QUESTION</w:t>
       </w:r>
       <w:r>
         <w:rPr>
-          <w:rFonts w:ascii="Arial" w:hAnsi="Arial"/>
+          <w:rFonts w:ascii="Arial" w:hAnsi="Arial" w:cs="Arial"/>
           <w:b/>
-          <w:sz w:val="24"/>
+          <w:color w:val="000000"/>
+          <w:sz w:val="22"/>
         </w:rPr>
         <w:t>:</w:t>
       </w:r>
@@ -1767,22 +2597,25 @@
     <w:p/>
     <w:p>
       <w:pPr>
-        <w:spacing w:after="160"/>
+        <w:spacing w:after="120" w:before="120" w:line="276" w:lineRule="auto"/>
+        <w:jc w:val="left"/>
       </w:pPr>
       <w:r>
         <w:rPr>
-          <w:rFonts w:ascii="Arial" w:hAnsi="Arial"/>
+          <w:rFonts w:ascii="Arial" w:hAnsi="Arial" w:cs="Arial"/>
           <w:b/>
           <w:i w:val="0"/>
+          <w:color w:val="000000"/>
           <w:sz w:val="22"/>
         </w:rPr>
         <w:t>1.</w:t>
       </w:r>
       <w:r>
         <w:rPr>
-          <w:rFonts w:ascii="Arial" w:hAnsi="Arial"/>
+          <w:rFonts w:ascii="Arial" w:hAnsi="Arial" w:cs="Arial"/>
           <w:b w:val="0"/>
           <w:i w:val="0"/>
+          <w:color w:val="000000"/>
           <w:sz w:val="22"/>
         </w:rPr>
         <w:t xml:space="preserve"> Apakah 4 jenis prestasi tipikal di tempat kerja?</w:t>
@@ -1790,22 +2623,25 @@
     </w:p>
     <w:p>
       <w:pPr>
-        <w:spacing w:after="160"/>
+        <w:spacing w:after="120" w:line="276" w:lineRule="auto"/>
+        <w:jc w:val="left"/>
       </w:pPr>
       <w:r>
         <w:rPr>
-          <w:rFonts w:ascii="Arial" w:hAnsi="Arial"/>
+          <w:rFonts w:ascii="Arial" w:hAnsi="Arial" w:cs="Arial"/>
           <w:b w:val="0"/>
           <w:i/>
+          <w:color w:val="000000"/>
           <w:sz w:val="22"/>
         </w:rPr>
         <w:t>Jawapan model:</w:t>
       </w:r>
       <w:r>
         <w:rPr>
-          <w:rFonts w:ascii="Arial" w:hAnsi="Arial"/>
+          <w:rFonts w:ascii="Arial" w:hAnsi="Arial" w:cs="Arial"/>
           <w:b w:val="0"/>
           <w:i w:val="0"/>
+          <w:color w:val="000000"/>
           <w:sz w:val="22"/>
         </w:rPr>
         <w:t xml:space="preserve"> Prestasi standard/jangkaan (kualiti, ketepatan masa, kehadiran); prestasi berkaitan perubahan dan ketangkasan; prestasi kreativiti; dan prestasi kepimpinan — contoh: seorang Editor dinilai bukan sahaja atas kualiti cut tetapi juga cara dia menyesuaikan diri dengan perubahan permintaan klien.</w:t>
@@ -1813,22 +2649,25 @@
     </w:p>
     <w:p>
       <w:pPr>
-        <w:spacing w:after="160"/>
+        <w:spacing w:after="120" w:before="120" w:line="276" w:lineRule="auto"/>
+        <w:jc w:val="left"/>
       </w:pPr>
       <w:r>
         <w:rPr>
-          <w:rFonts w:ascii="Arial" w:hAnsi="Arial"/>
+          <w:rFonts w:ascii="Arial" w:hAnsi="Arial" w:cs="Arial"/>
           <w:b/>
           <w:i w:val="0"/>
+          <w:color w:val="000000"/>
           <w:sz w:val="22"/>
         </w:rPr>
         <w:t>2.</w:t>
       </w:r>
       <w:r>
         <w:rPr>
-          <w:rFonts w:ascii="Arial" w:hAnsi="Arial"/>
+          <w:rFonts w:ascii="Arial" w:hAnsi="Arial" w:cs="Arial"/>
           <w:b w:val="0"/>
           <w:i w:val="0"/>
+          <w:color w:val="000000"/>
           <w:sz w:val="22"/>
         </w:rPr>
         <w:t xml:space="preserve"> Apakah 3 peringkat untuk meningkatkan prestasi kakitangan yang bekerja?</w:t>
@@ -1836,22 +2675,25 @@
     </w:p>
     <w:p>
       <w:pPr>
-        <w:spacing w:after="160"/>
+        <w:spacing w:after="120" w:line="276" w:lineRule="auto"/>
+        <w:jc w:val="left"/>
       </w:pPr>
       <w:r>
         <w:rPr>
-          <w:rFonts w:ascii="Arial" w:hAnsi="Arial"/>
+          <w:rFonts w:ascii="Arial" w:hAnsi="Arial" w:cs="Arial"/>
           <w:b w:val="0"/>
           <w:i/>
+          <w:color w:val="000000"/>
           <w:sz w:val="22"/>
         </w:rPr>
         <w:t>Jawapan model:</w:t>
       </w:r>
       <w:r>
         <w:rPr>
-          <w:rFonts w:ascii="Arial" w:hAnsi="Arial"/>
+          <w:rFonts w:ascii="Arial" w:hAnsi="Arial" w:cs="Arial"/>
           <w:b w:val="0"/>
           <w:i w:val="0"/>
+          <w:color w:val="000000"/>
           <w:sz w:val="22"/>
         </w:rPr>
         <w:t xml:space="preserve"> Menetapkan standard/jangkaan prestasi yang jelas; memberi maklum balas yang spesifik dan tepat pada masa; dan menjalankan sesi penilaian prestasi berstruktur (langkah 1 hingga 7) — contoh: penyelia studio editing menetapkan sasaran bilangan projek disiapkan, memberi maklum balas selepas setiap penghantaran, dan menjalankan sesi review prestasi suku tahunan.</w:t>
@@ -1859,22 +2701,25 @@
     </w:p>
     <w:p>
       <w:pPr>
-        <w:spacing w:after="160"/>
+        <w:spacing w:after="120" w:before="120" w:line="276" w:lineRule="auto"/>
+        <w:jc w:val="left"/>
       </w:pPr>
       <w:r>
         <w:rPr>
-          <w:rFonts w:ascii="Arial" w:hAnsi="Arial"/>
+          <w:rFonts w:ascii="Arial" w:hAnsi="Arial" w:cs="Arial"/>
           <w:b/>
           <w:i w:val="0"/>
+          <w:color w:val="000000"/>
           <w:sz w:val="22"/>
         </w:rPr>
         <w:t>3.</w:t>
       </w:r>
       <w:r>
         <w:rPr>
-          <w:rFonts w:ascii="Arial" w:hAnsi="Arial"/>
+          <w:rFonts w:ascii="Arial" w:hAnsi="Arial" w:cs="Arial"/>
           <w:b w:val="0"/>
           <w:i w:val="0"/>
+          <w:color w:val="000000"/>
           <w:sz w:val="22"/>
         </w:rPr>
         <w:t xml:space="preserve"> Bagaimanakah anda tahu jika anda telah mencapai pelaksanaan?</w:t>
@@ -1882,58 +2727,69 @@
     </w:p>
     <w:p>
       <w:pPr>
-        <w:spacing w:after="160"/>
+        <w:spacing w:after="120" w:line="276" w:lineRule="auto"/>
+        <w:jc w:val="left"/>
       </w:pPr>
       <w:r>
         <w:rPr>
-          <w:rFonts w:ascii="Arial" w:hAnsi="Arial"/>
+          <w:rFonts w:ascii="Arial" w:hAnsi="Arial" w:cs="Arial"/>
           <w:b w:val="0"/>
           <w:i/>
+          <w:color w:val="000000"/>
           <w:sz w:val="22"/>
         </w:rPr>
         <w:t>Jawapan model:</w:t>
       </w:r>
       <w:r>
         <w:rPr>
-          <w:rFonts w:ascii="Arial" w:hAnsi="Arial"/>
+          <w:rFonts w:ascii="Arial" w:hAnsi="Arial" w:cs="Arial"/>
           <w:b w:val="0"/>
           <w:i w:val="0"/>
+          <w:color w:val="000000"/>
           <w:sz w:val="22"/>
         </w:rPr>
         <w:t xml:space="preserve"> Dengan memantau hasil dan mendapatkan maklum balas daripada pihak berkaitan (klien, Director) selepas penyelesaian dilaksanakan, dan menyemak sama ada objektif yang ditetapkan (contohnya penghantaran final cut tepat masa dan diterima klien) telah dicapai.</w:t>
       </w:r>
     </w:p>
     <w:p>
+      <w:pPr>
+        <w:spacing w:before="120" w:after="120" w:line="276" w:lineRule="auto"/>
+        <w:jc w:val="left"/>
+      </w:pPr>
       <w:r>
         <w:rPr>
-          <w:rFonts w:ascii="Arial" w:hAnsi="Arial"/>
+          <w:rFonts w:ascii="Arial" w:hAnsi="Arial" w:cs="Arial"/>
           <w:b/>
-          <w:sz w:val="24"/>
+          <w:color w:val="000000"/>
+          <w:sz w:val="22"/>
         </w:rPr>
         <w:t>RUJUKAN</w:t>
       </w:r>
       <w:r>
         <w:rPr>
-          <w:rFonts w:ascii="Arial" w:hAnsi="Arial"/>
+          <w:rFonts w:ascii="Arial" w:hAnsi="Arial" w:cs="Arial"/>
           <w:b/>
-          <w:sz w:val="24"/>
+          <w:color w:val="000000"/>
+          <w:sz w:val="22"/>
         </w:rPr>
         <w:t>/</w:t>
       </w:r>
       <w:r>
         <w:rPr>
-          <w:rFonts w:ascii="Arial" w:hAnsi="Arial"/>
+          <w:rFonts w:ascii="Arial" w:hAnsi="Arial" w:cs="Arial"/>
           <w:b/>
           <w:i/>
-          <w:sz w:val="24"/>
+          <w:color w:val="000000"/>
+          <w:sz w:val="22"/>
         </w:rPr>
         <w:t>REFERENCES</w:t>
       </w:r>
       <w:r>
         <w:rPr>
-          <w:rFonts w:ascii="Arial" w:hAnsi="Arial"/>
+          <w:rFonts w:ascii="Arial" w:hAnsi="Arial" w:cs="Arial"/>
           <w:b/>
-          <w:sz w:val="24"/>
+          <w:color w:val="000000"/>
+          <w:sz w:val="22"/>
         </w:rPr>
         <w:t>:</w:t>
       </w:r>
@@ -1941,13 +2797,15 @@
     <w:p/>
     <w:p>
       <w:pPr>
-        <w:spacing w:after="160"/>
+        <w:spacing w:after="120" w:line="276" w:lineRule="auto"/>
+        <w:jc w:val="left"/>
       </w:pPr>
       <w:r>
         <w:rPr>
-          <w:rFonts w:ascii="Arial" w:hAnsi="Arial"/>
+          <w:rFonts w:ascii="Arial" w:hAnsi="Arial" w:cs="Arial"/>
           <w:b w:val="0"/>
           <w:i w:val="0"/>
+          <w:color w:val="000000"/>
           <w:sz w:val="22"/>
         </w:rPr>
         <w:t>1. Ian Atkinson (2014) The Creative Problem Solver. Pearson Education Limited. ISBN: 978-1-292-01618-4</w:t>
@@ -1955,13 +2813,15 @@
     </w:p>
     <w:p>
       <w:pPr>
-        <w:spacing w:after="160"/>
+        <w:spacing w:after="120" w:line="276" w:lineRule="auto"/>
+        <w:jc w:val="left"/>
       </w:pPr>
       <w:r>
         <w:rPr>
-          <w:rFonts w:ascii="Arial" w:hAnsi="Arial"/>
+          <w:rFonts w:ascii="Arial" w:hAnsi="Arial" w:cs="Arial"/>
           <w:b w:val="0"/>
           <w:i w:val="0"/>
+          <w:color w:val="000000"/>
           <w:sz w:val="22"/>
         </w:rPr>
         <w:t>2. Stephen R. Covey (2004) The 7 Habits of highly Effective People. Simon &amp; Schuster. ISBN: 978-1-4767-4005-8</w:t>
@@ -1969,13 +2829,15 @@
     </w:p>
     <w:p>
       <w:pPr>
-        <w:spacing w:after="160"/>
+        <w:spacing w:after="120" w:line="276" w:lineRule="auto"/>
+        <w:jc w:val="left"/>
       </w:pPr>
       <w:r>
         <w:rPr>
-          <w:rFonts w:ascii="Arial" w:hAnsi="Arial"/>
+          <w:rFonts w:ascii="Arial" w:hAnsi="Arial" w:cs="Arial"/>
           <w:b w:val="0"/>
           <w:i w:val="0"/>
+          <w:color w:val="000000"/>
           <w:sz w:val="22"/>
         </w:rPr>
         <w:t>3. http://www.helpguide.org/articles/stress/stress-at-work.htm</w:t>
@@ -1983,13 +2845,15 @@
     </w:p>
     <w:p>
       <w:pPr>
-        <w:spacing w:after="160"/>
+        <w:spacing w:after="120" w:line="276" w:lineRule="auto"/>
+        <w:jc w:val="left"/>
       </w:pPr>
       <w:r>
         <w:rPr>
-          <w:rFonts w:ascii="Arial" w:hAnsi="Arial"/>
+          <w:rFonts w:ascii="Arial" w:hAnsi="Arial" w:cs="Arial"/>
           <w:b w:val="0"/>
           <w:i w:val="0"/>
+          <w:color w:val="000000"/>
           <w:sz w:val="22"/>
         </w:rPr>
         <w:t>4. Stephen P Robbins &amp; David A Decenzo; 3rd. Edition (2001), Fundamentals of Managements: Essential Concepts and Applications, Prentice-Hall. ISBN 0-13-065133-8</w:t>
@@ -1997,13 +2861,15 @@
     </w:p>
     <w:p>
       <w:pPr>
-        <w:spacing w:after="160"/>
+        <w:spacing w:after="120" w:line="276" w:lineRule="auto"/>
+        <w:jc w:val="left"/>
       </w:pPr>
       <w:r>
         <w:rPr>
-          <w:rFonts w:ascii="Arial" w:hAnsi="Arial"/>
+          <w:rFonts w:ascii="Arial" w:hAnsi="Arial" w:cs="Arial"/>
           <w:b w:val="0"/>
           <w:i w:val="0"/>
+          <w:color w:val="000000"/>
           <w:sz w:val="22"/>
         </w:rPr>
         <w:t>5. J. David Hunger &amp; Thomas L. Wheelen; 3rd Edition (2003), Essentials of Strategic Managements; Prentice Hall.</w:t>
@@ -2011,13 +2877,15 @@
     </w:p>
     <w:p>
       <w:pPr>
-        <w:spacing w:after="160"/>
+        <w:spacing w:after="120" w:line="276" w:lineRule="auto"/>
+        <w:jc w:val="left"/>
       </w:pPr>
       <w:r>
         <w:rPr>
-          <w:rFonts w:ascii="Arial" w:hAnsi="Arial"/>
+          <w:rFonts w:ascii="Arial" w:hAnsi="Arial" w:cs="Arial"/>
           <w:b w:val="0"/>
           <w:i w:val="0"/>
+          <w:color w:val="000000"/>
           <w:sz w:val="22"/>
         </w:rPr>
         <w:t>6. Lecture Notes BB2120 Organisational Behaviour</w:t>
@@ -2025,13 +2893,15 @@
     </w:p>
     <w:p>
       <w:pPr>
-        <w:spacing w:after="160"/>
+        <w:spacing w:after="120" w:line="276" w:lineRule="auto"/>
+        <w:jc w:val="left"/>
       </w:pPr>
       <w:r>
         <w:rPr>
-          <w:rFonts w:ascii="Arial" w:hAnsi="Arial"/>
+          <w:rFonts w:ascii="Arial" w:hAnsi="Arial" w:cs="Arial"/>
           <w:b w:val="0"/>
           <w:i w:val="0"/>
+          <w:color w:val="000000"/>
           <w:sz w:val="22"/>
         </w:rPr>
         <w:t>7. Don Hellriegel, Susan E. Jackson, John W Slocum, Jr. 8th Edition, (1999), Management, South-Western College Publishing, ISBN 0-538-87672-7</w:t>
@@ -2039,13 +2909,15 @@
     </w:p>
     <w:p>
       <w:pPr>
-        <w:spacing w:after="160"/>
+        <w:spacing w:after="120" w:line="276" w:lineRule="auto"/>
+        <w:jc w:val="left"/>
       </w:pPr>
       <w:r>
         <w:rPr>
-          <w:rFonts w:ascii="Arial" w:hAnsi="Arial"/>
+          <w:rFonts w:ascii="Arial" w:hAnsi="Arial" w:cs="Arial"/>
           <w:b w:val="0"/>
           <w:i w:val="0"/>
+          <w:color w:val="000000"/>
           <w:sz w:val="22"/>
         </w:rPr>
         <w:t>8. Richard L Daft, 4th Edition, (1997), Management, The Dryden Press, ISBN 0-03-017989-0</w:t>
@@ -2053,13 +2925,15 @@
     </w:p>
     <w:p>
       <w:pPr>
-        <w:spacing w:after="160"/>
+        <w:spacing w:after="120" w:line="276" w:lineRule="auto"/>
+        <w:jc w:val="left"/>
       </w:pPr>
       <w:r>
         <w:rPr>
-          <w:rFonts w:ascii="Arial" w:hAnsi="Arial"/>
+          <w:rFonts w:ascii="Arial" w:hAnsi="Arial" w:cs="Arial"/>
           <w:b w:val="0"/>
           <w:i w:val="0"/>
+          <w:color w:val="000000"/>
           <w:sz w:val="22"/>
         </w:rPr>
         <w:t>9. "Leadership: Do Traits Really Matter?" by S. A. Kirkpatrick and E. A. Locke by permission of Academy of Management Executive, May 1991, pp. 48—60. © 1991 by Academy of Management Executive.</w:t>
@@ -2067,13 +2941,15 @@
     </w:p>
     <w:p>
       <w:pPr>
-        <w:spacing w:after="160"/>
+        <w:spacing w:after="120" w:line="276" w:lineRule="auto"/>
+        <w:jc w:val="left"/>
       </w:pPr>
       <w:r>
         <w:rPr>
-          <w:rFonts w:ascii="Arial" w:hAnsi="Arial"/>
+          <w:rFonts w:ascii="Arial" w:hAnsi="Arial" w:cs="Arial"/>
           <w:b w:val="0"/>
           <w:i w:val="0"/>
+          <w:color w:val="000000"/>
           <w:sz w:val="22"/>
         </w:rPr>
         <w:t>10. "http://en.wikipedia.org/wiki/Operant_conditioning" 14:28, 24 April 2007</w:t>
@@ -2146,614 +3022,8 @@
     <w:pPr>
       <w:pStyle w:val="Header"/>
     </w:pPr>
+    <w:r/>
   </w:p>
-  <w:tbl>
-    <w:tblPr>
-      <w:tblW w:type="auto" w:w="0"/>
-      <w:jc w:val="center"/>
-      <w:tblLook w:firstColumn="1" w:firstRow="1" w:lastColumn="0" w:lastRow="0" w:noHBand="0" w:noVBand="1" w:val="04A0"/>
-      <w:tblBorders>
-        <w:top w:val="single" w:sz="4" w:space="0" w:color="000000"/>
-        <w:left w:val="single" w:sz="4" w:space="0" w:color="000000"/>
-        <w:bottom w:val="single" w:sz="4" w:space="0" w:color="000000"/>
-        <w:right w:val="single" w:sz="4" w:space="0" w:color="000000"/>
-        <w:insideH w:val="single" w:sz="4" w:space="0" w:color="000000"/>
-        <w:insideV w:val="single" w:sz="4" w:space="0" w:color="000000"/>
-      </w:tblBorders>
-    </w:tblPr>
-    <w:tblGrid>
-      <w:gridCol w:w="3213"/>
-      <w:gridCol w:w="3213"/>
-      <w:gridCol w:w="3213"/>
-    </w:tblGrid>
-    <w:tr>
-      <w:tc>
-        <w:tcPr>
-          <w:tcW w:type="dxa" w:w="2551"/>
-          <w:vAlign w:val="center"/>
-          <w:tcMar>
-            <w:top w:w="40" w:type="dxa"/>
-            <w:bottom w:w="40" w:type="dxa"/>
-            <w:start w:w="80" w:type="dxa"/>
-            <w:end w:w="80" w:type="dxa"/>
-          </w:tcMar>
-        </w:tcPr>
-        <w:p>
-          <w:pPr>
-            <w:jc w:val="left"/>
-          </w:pPr>
-          <w:r>
-            <w:drawing>
-              <wp:inline xmlns:a="http://schemas.openxmlformats.org/drawingml/2006/main" xmlns:pic="http://schemas.openxmlformats.org/drawingml/2006/picture">
-                <wp:extent cx="885785" cy="1404000"/>
-                <wp:docPr id="1" name="Picture 1"/>
-                <wp:cNvGraphicFramePr>
-                  <a:graphicFrameLocks noChangeAspect="1"/>
-                </wp:cNvGraphicFramePr>
-                <a:graphic>
-                  <a:graphicData uri="http://schemas.openxmlformats.org/drawingml/2006/picture">
-                    <pic:pic>
-                      <pic:nvPicPr>
-                        <pic:cNvPr id="0" name="jpk-logo-official.png"/>
-                        <pic:cNvPicPr/>
-                      </pic:nvPicPr>
-                      <pic:blipFill>
-                        <a:blip r:embed="rId1"/>
-                        <a:stretch>
-                          <a:fillRect/>
-                        </a:stretch>
-                      </pic:blipFill>
-                      <pic:spPr>
-                        <a:xfrm>
-                          <a:off x="0" y="0"/>
-                          <a:ext cx="885785" cy="1404000"/>
-                        </a:xfrm>
-                        <a:prstGeom prst="rect"/>
-                      </pic:spPr>
-                    </pic:pic>
-                  </a:graphicData>
-                </a:graphic>
-              </wp:inline>
-            </w:drawing>
-          </w:r>
-        </w:p>
-      </w:tc>
-      <w:tc>
-        <w:tcPr>
-          <w:tcW w:type="dxa" w:w="2268"/>
-          <w:gridSpan w:val="2"/>
-          <w:tcMar>
-            <w:top w:w="40" w:type="dxa"/>
-            <w:bottom w:w="40" w:type="dxa"/>
-            <w:start w:w="80" w:type="dxa"/>
-            <w:end w:w="80" w:type="dxa"/>
-          </w:tcMar>
-          <w:tcMar>
-            <w:top w:w="40" w:type="dxa"/>
-            <w:bottom w:w="40" w:type="dxa"/>
-            <w:start w:w="80" w:type="dxa"/>
-            <w:end w:w="80" w:type="dxa"/>
-          </w:tcMar>
-        </w:tcPr>
-        <w:p>
-          <w:r/>
-          <w:r>
-            <w:rPr>
-              <w:rFonts w:ascii="Arial" w:hAnsi="Arial"/>
-              <w:b/>
-              <w:sz w:val="22"/>
-            </w:rPr>
-            <w:t>JABATAN PEMBANGUNAN KEMAHIRAN</w:t>
-          </w:r>
-        </w:p>
-        <w:p>
-          <w:r>
-            <w:rPr>
-              <w:rFonts w:ascii="Arial" w:hAnsi="Arial"/>
-              <w:b/>
-              <w:sz w:val="22"/>
-            </w:rPr>
-            <w:t>KEMENTERIAN SUMBER MANUSIA</w:t>
-          </w:r>
-        </w:p>
-        <w:p>
-          <w:r>
-            <w:rPr>
-              <w:rFonts w:ascii="Arial" w:hAnsi="Arial"/>
-              <w:b/>
-              <w:sz w:val="22"/>
-            </w:rPr>
-            <w:t>ARAS 7 &amp; 8 BLOK D4, KOMPLEK D</w:t>
-          </w:r>
-        </w:p>
-        <w:p>
-          <w:r>
-            <w:rPr>
-              <w:rFonts w:ascii="Arial" w:hAnsi="Arial"/>
-              <w:b/>
-              <w:sz w:val="22"/>
-            </w:rPr>
-            <w:t>PUSAT PENTADBIRAN KERAJAAN PERSEKUTUAN</w:t>
-          </w:r>
-        </w:p>
-        <w:p>
-          <w:r>
-            <w:rPr>
-              <w:rFonts w:ascii="Arial" w:hAnsi="Arial"/>
-              <w:b/>
-              <w:sz w:val="22"/>
-            </w:rPr>
-            <w:t>62530 PUTRAJAYA</w:t>
-          </w:r>
-        </w:p>
-        <w:p/>
-        <w:p>
-          <w:r>
-            <w:rPr>
-              <w:rFonts w:ascii="Arial" w:hAnsi="Arial"/>
-              <w:b/>
-              <w:sz w:val="40"/>
-            </w:rPr>
-            <w:t>KERTAS PENERANGAN</w:t>
-          </w:r>
-        </w:p>
-        <w:p>
-          <w:r>
-            <w:rPr>
-              <w:rFonts w:ascii="Arial" w:hAnsi="Arial"/>
-              <w:b/>
-              <w:sz w:val="24"/>
-            </w:rPr>
-            <w:t>(</w:t>
-          </w:r>
-          <w:r>
-            <w:rPr>
-              <w:rFonts w:ascii="Arial" w:hAnsi="Arial"/>
-              <w:b/>
-              <w:i/>
-              <w:sz w:val="24"/>
-            </w:rPr>
-            <w:t>INFORMATION SHEET</w:t>
-          </w:r>
-          <w:r>
-            <w:rPr>
-              <w:rFonts w:ascii="Arial" w:hAnsi="Arial"/>
-              <w:b/>
-              <w:sz w:val="24"/>
-            </w:rPr>
-            <w:t>)</w:t>
-          </w:r>
-        </w:p>
-      </w:tc>
-    </w:tr>
-    <w:tr>
-      <w:tc>
-        <w:tcPr>
-          <w:tcW w:type="dxa" w:w="2551"/>
-          <w:tcMar>
-            <w:top w:w="40" w:type="dxa"/>
-            <w:bottom w:w="40" w:type="dxa"/>
-            <w:start w:w="80" w:type="dxa"/>
-            <w:end w:w="80" w:type="dxa"/>
-          </w:tcMar>
-        </w:tcPr>
-        <w:p>
-          <w:r/>
-          <w:r>
-            <w:rPr>
-              <w:rFonts w:ascii="Arial" w:hAnsi="Arial"/>
-              <w:b/>
-              <w:sz w:val="22"/>
-            </w:rPr>
-            <w:t xml:space="preserve">KOD DAN NAMA PROGRAM / </w:t>
-          </w:r>
-          <w:r>
-            <w:rPr>
-              <w:rFonts w:ascii="Arial" w:hAnsi="Arial"/>
-              <w:b/>
-              <w:i/>
-              <w:sz w:val="22"/>
-            </w:rPr>
-            <w:t>PROGRAM'S CODE AND NAME</w:t>
-          </w:r>
-        </w:p>
-      </w:tc>
-      <w:tc>
-        <w:tcPr>
-          <w:tcW w:type="dxa" w:w="2268"/>
-          <w:gridSpan w:val="2"/>
-          <w:tcMar>
-            <w:top w:w="40" w:type="dxa"/>
-            <w:bottom w:w="40" w:type="dxa"/>
-            <w:start w:w="80" w:type="dxa"/>
-            <w:end w:w="80" w:type="dxa"/>
-          </w:tcMar>
-          <w:tcMar>
-            <w:top w:w="40" w:type="dxa"/>
-            <w:bottom w:w="40" w:type="dxa"/>
-            <w:start w:w="80" w:type="dxa"/>
-            <w:end w:w="80" w:type="dxa"/>
-          </w:tcMar>
-        </w:tcPr>
-        <w:p>
-          <w:r/>
-          <w:r>
-            <w:rPr>
-              <w:rFonts w:ascii="Arial" w:hAnsi="Arial"/>
-              <w:b/>
-              <w:i w:val="0"/>
-              <w:sz w:val="22"/>
-            </w:rPr>
-            <w:t>Z-009-2:2015 CORE ABILITIES (untuk program IT-072-3:2012 VIDEO / FILM (EDITING))</w:t>
-          </w:r>
-        </w:p>
-      </w:tc>
-    </w:tr>
-    <w:tr>
-      <w:tc>
-        <w:tcPr>
-          <w:tcW w:type="dxa" w:w="2551"/>
-          <w:tcMar>
-            <w:top w:w="40" w:type="dxa"/>
-            <w:bottom w:w="40" w:type="dxa"/>
-            <w:start w:w="80" w:type="dxa"/>
-            <w:end w:w="80" w:type="dxa"/>
-          </w:tcMar>
-        </w:tcPr>
-        <w:p>
-          <w:r/>
-          <w:r>
-            <w:rPr>
-              <w:rFonts w:ascii="Arial" w:hAnsi="Arial"/>
-              <w:b/>
-              <w:sz w:val="22"/>
-            </w:rPr>
-            <w:t xml:space="preserve">TAHAP / </w:t>
-          </w:r>
-          <w:r>
-            <w:rPr>
-              <w:rFonts w:ascii="Arial" w:hAnsi="Arial"/>
-              <w:b/>
-              <w:i/>
-              <w:sz w:val="22"/>
-            </w:rPr>
-            <w:t>LEVEL</w:t>
-          </w:r>
-        </w:p>
-      </w:tc>
-      <w:tc>
-        <w:tcPr>
-          <w:tcW w:type="dxa" w:w="2268"/>
-          <w:gridSpan w:val="2"/>
-          <w:tcMar>
-            <w:top w:w="40" w:type="dxa"/>
-            <w:bottom w:w="40" w:type="dxa"/>
-            <w:start w:w="80" w:type="dxa"/>
-            <w:end w:w="80" w:type="dxa"/>
-          </w:tcMar>
-          <w:tcMar>
-            <w:top w:w="40" w:type="dxa"/>
-            <w:bottom w:w="40" w:type="dxa"/>
-            <w:start w:w="80" w:type="dxa"/>
-            <w:end w:w="80" w:type="dxa"/>
-          </w:tcMar>
-        </w:tcPr>
-        <w:p>
-          <w:r/>
-          <w:r>
-            <w:rPr>
-              <w:rFonts w:ascii="Arial" w:hAnsi="Arial"/>
-              <w:b/>
-              <w:i w:val="0"/>
-              <w:sz w:val="22"/>
-            </w:rPr>
-            <w:t>2</w:t>
-          </w:r>
-        </w:p>
-      </w:tc>
-    </w:tr>
-    <w:tr>
-      <w:tc>
-        <w:tcPr>
-          <w:tcW w:type="dxa" w:w="2551"/>
-          <w:tcMar>
-            <w:top w:w="40" w:type="dxa"/>
-            <w:bottom w:w="40" w:type="dxa"/>
-            <w:start w:w="80" w:type="dxa"/>
-            <w:end w:w="80" w:type="dxa"/>
-          </w:tcMar>
-        </w:tcPr>
-        <w:p>
-          <w:r/>
-          <w:r>
-            <w:rPr>
-              <w:rFonts w:ascii="Arial" w:hAnsi="Arial"/>
-              <w:b/>
-              <w:sz w:val="22"/>
-            </w:rPr>
-            <w:t xml:space="preserve">NO. DAN TAJUK KEBOLEHAN TERAS / </w:t>
-          </w:r>
-          <w:r>
-            <w:rPr>
-              <w:rFonts w:ascii="Arial" w:hAnsi="Arial"/>
-              <w:b/>
-              <w:i/>
-              <w:sz w:val="22"/>
-            </w:rPr>
-            <w:t>CORE ABILITY NO. AND TITLE</w:t>
-          </w:r>
-        </w:p>
-      </w:tc>
-      <w:tc>
-        <w:tcPr>
-          <w:tcW w:type="dxa" w:w="2268"/>
-          <w:gridSpan w:val="2"/>
-          <w:tcMar>
-            <w:top w:w="40" w:type="dxa"/>
-            <w:bottom w:w="40" w:type="dxa"/>
-            <w:start w:w="80" w:type="dxa"/>
-            <w:end w:w="80" w:type="dxa"/>
-          </w:tcMar>
-          <w:tcMar>
-            <w:top w:w="40" w:type="dxa"/>
-            <w:bottom w:w="40" w:type="dxa"/>
-            <w:start w:w="80" w:type="dxa"/>
-            <w:end w:w="80" w:type="dxa"/>
-          </w:tcMar>
-        </w:tcPr>
-        <w:p>
-          <w:r/>
-          <w:r>
-            <w:rPr>
-              <w:rFonts w:ascii="Arial" w:hAnsi="Arial"/>
-              <w:b/>
-              <w:i w:val="0"/>
-              <w:sz w:val="22"/>
-            </w:rPr>
-            <w:t>CA02 INTERPERSONAL BEHAVIOUR</w:t>
-          </w:r>
-        </w:p>
-      </w:tc>
-    </w:tr>
-    <w:tr>
-      <w:tc>
-        <w:tcPr>
-          <w:tcW w:type="dxa" w:w="2551"/>
-          <w:tcMar>
-            <w:top w:w="40" w:type="dxa"/>
-            <w:bottom w:w="40" w:type="dxa"/>
-            <w:start w:w="80" w:type="dxa"/>
-            <w:end w:w="80" w:type="dxa"/>
-          </w:tcMar>
-        </w:tcPr>
-        <w:p>
-          <w:r/>
-          <w:r>
-            <w:rPr>
-              <w:rFonts w:ascii="Arial" w:hAnsi="Arial"/>
-              <w:b/>
-              <w:sz w:val="22"/>
-            </w:rPr>
-            <w:t xml:space="preserve">NO. DAN PENYATAAN KEBOLEHAN / </w:t>
-          </w:r>
-          <w:r>
-            <w:rPr>
-              <w:rFonts w:ascii="Arial" w:hAnsi="Arial"/>
-              <w:b/>
-              <w:i/>
-              <w:sz w:val="22"/>
-            </w:rPr>
-            <w:t>ABILITY NO. AND STATEMENT</w:t>
-          </w:r>
-        </w:p>
-      </w:tc>
-      <w:tc>
-        <w:tcPr>
-          <w:tcW w:type="dxa" w:w="2268"/>
-          <w:gridSpan w:val="2"/>
-          <w:tcMar>
-            <w:top w:w="40" w:type="dxa"/>
-            <w:bottom w:w="40" w:type="dxa"/>
-            <w:start w:w="80" w:type="dxa"/>
-            <w:end w:w="80" w:type="dxa"/>
-          </w:tcMar>
-          <w:tcMar>
-            <w:top w:w="40" w:type="dxa"/>
-            <w:bottom w:w="40" w:type="dxa"/>
-            <w:start w:w="80" w:type="dxa"/>
-            <w:end w:w="80" w:type="dxa"/>
-          </w:tcMar>
-        </w:tcPr>
-        <w:p>
-          <w:r/>
-          <w:r>
-            <w:rPr>
-              <w:rFonts w:ascii="Arial" w:hAnsi="Arial"/>
-              <w:b/>
-              <w:i w:val="0"/>
-              <w:sz w:val="22"/>
-            </w:rPr>
-            <w:t>02.04 DEMONSTRATE WORK PERFORMANCE AWARENESS</w:t>
-          </w:r>
-        </w:p>
-      </w:tc>
-    </w:tr>
-    <w:tr>
-      <w:tc>
-        <w:tcPr>
-          <w:tcW w:type="dxa" w:w="2551"/>
-          <w:tcMar>
-            <w:top w:w="40" w:type="dxa"/>
-            <w:bottom w:w="40" w:type="dxa"/>
-            <w:start w:w="80" w:type="dxa"/>
-            <w:end w:w="80" w:type="dxa"/>
-          </w:tcMar>
-        </w:tcPr>
-        <w:p>
-          <w:r/>
-          <w:r>
-            <w:rPr>
-              <w:rFonts w:ascii="Arial" w:hAnsi="Arial"/>
-              <w:b/>
-              <w:sz w:val="22"/>
-            </w:rPr>
-            <w:t xml:space="preserve">NO. KOD / </w:t>
-          </w:r>
-          <w:r>
-            <w:rPr>
-              <w:rFonts w:ascii="Arial" w:hAnsi="Arial"/>
-              <w:b/>
-              <w:i/>
-              <w:sz w:val="22"/>
-            </w:rPr>
-            <w:t>CODE NO.</w:t>
-          </w:r>
-        </w:p>
-      </w:tc>
-      <w:tc>
-        <w:tcPr>
-          <w:tcW w:type="dxa" w:w="4819"/>
-          <w:tcMar>
-            <w:top w:w="40" w:type="dxa"/>
-            <w:bottom w:w="40" w:type="dxa"/>
-            <w:start w:w="80" w:type="dxa"/>
-            <w:end w:w="80" w:type="dxa"/>
-          </w:tcMar>
-        </w:tcPr>
-        <w:p>
-          <w:r/>
-          <w:r>
-            <w:rPr>
-              <w:rFonts w:ascii="Arial" w:hAnsi="Arial"/>
-              <w:b/>
-              <w:i w:val="0"/>
-              <w:sz w:val="22"/>
-            </w:rPr>
-            <w:t>Z-009-2:2015-M02/P(4/4)</w:t>
-          </w:r>
-        </w:p>
-      </w:tc>
-      <w:tc>
-        <w:tcPr>
-          <w:tcW w:type="dxa" w:w="2268"/>
-          <w:tcMar>
-            <w:top w:w="40" w:type="dxa"/>
-            <w:bottom w:w="40" w:type="dxa"/>
-            <w:start w:w="80" w:type="dxa"/>
-            <w:end w:w="80" w:type="dxa"/>
-          </w:tcMar>
-        </w:tcPr>
-        <w:p>
-          <w:r/>
-          <w:r>
-            <w:rPr>
-              <w:rFonts w:ascii="Arial" w:hAnsi="Arial"/>
-              <w:b/>
-              <w:sz w:val="22"/>
-            </w:rPr>
-            <w:t xml:space="preserve">Mukasurat / </w:t>
-          </w:r>
-          <w:r>
-            <w:rPr>
-              <w:rFonts w:ascii="Arial" w:hAnsi="Arial"/>
-              <w:b/>
-              <w:i/>
-              <w:sz w:val="22"/>
-            </w:rPr>
-            <w:t>Page</w:t>
-          </w:r>
-          <w:r>
-            <w:rPr>
-              <w:rFonts w:ascii="Arial" w:hAnsi="Arial"/>
-              <w:b/>
-              <w:sz w:val="22"/>
-            </w:rPr>
-            <w:t xml:space="preserve"> : </w:t>
-          </w:r>
-          <w:r>
-            <w:rPr>
-              <w:rFonts w:ascii="Arial" w:hAnsi="Arial"/>
-              <w:b/>
-              <w:sz w:val="22"/>
-            </w:rPr>
-            <w:fldChar w:fldCharType="begin"/>
-            <w:instrText xml:space="preserve">PAGE</w:instrText>
-            <w:fldChar w:fldCharType="separate"/>
-            <w:t>1</w:t>
-            <w:fldChar w:fldCharType="end"/>
-          </w:r>
-        </w:p>
-        <w:p>
-          <w:r>
-            <w:rPr>
-              <w:rFonts w:ascii="Arial" w:hAnsi="Arial"/>
-              <w:b/>
-              <w:sz w:val="22"/>
-            </w:rPr>
-            <w:t xml:space="preserve">Drpd / </w:t>
-          </w:r>
-          <w:r>
-            <w:rPr>
-              <w:rFonts w:ascii="Arial" w:hAnsi="Arial"/>
-              <w:b/>
-              <w:i/>
-              <w:sz w:val="22"/>
-            </w:rPr>
-            <w:t>of</w:t>
-          </w:r>
-          <w:r>
-            <w:rPr>
-              <w:rFonts w:ascii="Arial" w:hAnsi="Arial"/>
-              <w:b/>
-              <w:sz w:val="22"/>
-            </w:rPr>
-            <w:t xml:space="preserve"> : </w:t>
-          </w:r>
-          <w:r>
-            <w:rPr>
-              <w:rFonts w:ascii="Arial" w:hAnsi="Arial"/>
-              <w:b/>
-              <w:sz w:val="22"/>
-            </w:rPr>
-            <w:fldChar w:fldCharType="begin"/>
-            <w:instrText xml:space="preserve">NUMPAGES</w:instrText>
-            <w:fldChar w:fldCharType="separate"/>
-            <w:t>1</w:t>
-            <w:fldChar w:fldCharType="end"/>
-          </w:r>
-        </w:p>
-      </w:tc>
-    </w:tr>
-    <w:tr>
-      <w:tc>
-        <w:tcPr>
-          <w:tcW w:type="dxa" w:w="2268"/>
-          <w:gridSpan w:val="3"/>
-          <w:tcMar>
-            <w:top w:w="40" w:type="dxa"/>
-            <w:bottom w:w="40" w:type="dxa"/>
-            <w:start w:w="80" w:type="dxa"/>
-            <w:end w:w="80" w:type="dxa"/>
-          </w:tcMar>
-          <w:tcMar>
-            <w:top w:w="40" w:type="dxa"/>
-            <w:bottom w:w="40" w:type="dxa"/>
-            <w:start w:w="80" w:type="dxa"/>
-            <w:end w:w="80" w:type="dxa"/>
-          </w:tcMar>
-          <w:tcMar>
-            <w:top w:w="40" w:type="dxa"/>
-            <w:bottom w:w="40" w:type="dxa"/>
-            <w:start w:w="80" w:type="dxa"/>
-            <w:end w:w="80" w:type="dxa"/>
-          </w:tcMar>
-        </w:tcPr>
-        <w:p>
-          <w:r/>
-        </w:p>
-      </w:tc>
-    </w:tr>
-  </w:tbl>
 </w:hdr>
 </file>
 
